--- a/lessons/4-5/downloads/reveal/4.5-session-2-practice-form-b.docx
+++ b/lessons/4-5/downloads/reveal/4.5-session-2-practice-form-b.docx
@@ -88,6 +88,7 @@
       <w:pPr>
         <w:keepNext/>
         <w:spacing w:before="0" w:after="10" w:line="240" w:lineRule="auto"/>
+        <w:outlineLvl w:val="0"/>
       </w:pPr>
       <w:r>
         <w:rPr>
@@ -123,7 +124,7 @@
           <w:sz w:val="15"/>
           <w:szCs w:val="15"/>
         </w:rPr>
-        <w:t xml:space="preserve">   ·   6.RP.A.3c</w:t>
+        <w:t xml:space="preserve">   ·   6.AT.4</w:t>
       </w:r>
     </w:p>
     <w:p>
@@ -194,8 +195,8 @@
                 <w:rFonts w:ascii="Avenir Next" w:hAnsi="Avenir Next" w:cs="Avenir Next" w:eastAsia="Avenir Next"/>
                 <w:b/>
                 <w:color w:val="003A70"/>
-                <w:sz w:val="18"/>
-                <w:szCs w:val="18"/>
+                <w:sz w:val="19"/>
+                <w:szCs w:val="19"/>
               </w:rPr>
               <w:t xml:space="preserve">•</w:t>
             </w:r>
@@ -203,8 +204,8 @@
               <w:rPr>
                 <w:rFonts w:ascii="Avenir Next" w:hAnsi="Avenir Next" w:cs="Avenir Next" w:eastAsia="Avenir Next"/>
                 <w:color w:val="1A1A1A"/>
-                <w:sz w:val="18"/>
-                <w:szCs w:val="18"/>
+                <w:sz w:val="19"/>
+                <w:szCs w:val="19"/>
               </w:rPr>
               <w:tab/>
             </w:r>
@@ -212,58 +213,39 @@
               <w:rPr>
                 <w:rFonts w:ascii="Avenir Next" w:hAnsi="Avenir Next" w:cs="Avenir Next" w:eastAsia="Avenir Next"/>
                 <w:color w:val="1A1A1A"/>
-                <w:sz w:val="18"/>
-                <w:szCs w:val="18"/>
-              </w:rPr>
-              <w:t xml:space="preserve">Let </w:t>
-            </w:r>
-            <w:r>
-              <w:rPr>
-                <w:rFonts w:ascii="Avenir Next" w:hAnsi="Avenir Next" w:cs="Avenir Next" w:eastAsia="Avenir Next"/>
+                <w:sz w:val="19"/>
+                <w:szCs w:val="19"/>
+              </w:rPr>
+              <w:t xml:space="preserve">Write </w:t>
+            </w:r>
+            <w:r>
+              <w:rPr>
+                <w:rFonts w:ascii="Avenir Next" w:hAnsi="Avenir Next" w:cs="Avenir Next" w:eastAsia="Avenir Next"/>
+                <w:b/>
+                <w:color w:val="1A1A1A"/>
+                <w:sz w:val="19"/>
+                <w:szCs w:val="19"/>
+              </w:rPr>
+              <w:t xml:space="preserve">percent × </w:t>
+            </w:r>
+            <w:r>
+              <w:rPr>
+                <w:rFonts w:ascii="Avenir Next" w:hAnsi="Avenir Next" w:cs="Avenir Next" w:eastAsia="Avenir Next"/>
+                <w:b/>
                 <w:i/>
                 <w:color w:val="1A1A1A"/>
-                <w:sz w:val="18"/>
-                <w:szCs w:val="18"/>
+                <w:sz w:val="19"/>
+                <w:szCs w:val="19"/>
               </w:rPr>
               <w:t xml:space="preserve">w</w:t>
             </w:r>
             <w:r>
               <w:rPr>
                 <w:rFonts w:ascii="Avenir Next" w:hAnsi="Avenir Next" w:cs="Avenir Next" w:eastAsia="Avenir Next"/>
-                <w:color w:val="1A1A1A"/>
-                <w:sz w:val="18"/>
-                <w:szCs w:val="18"/>
-              </w:rPr>
-              <w:t xml:space="preserve"> be the whole. Write </w:t>
-            </w:r>
-            <w:r>
-              <w:rPr>
-                <w:rFonts w:ascii="Avenir Next" w:hAnsi="Avenir Next" w:cs="Avenir Next" w:eastAsia="Avenir Next"/>
-                <w:b/>
-                <w:color w:val="1A1A1A"/>
-                <w:sz w:val="18"/>
-                <w:szCs w:val="18"/>
-              </w:rPr>
-              <w:t xml:space="preserve">percent × </w:t>
-            </w:r>
-            <w:r>
-              <w:rPr>
-                <w:rFonts w:ascii="Avenir Next" w:hAnsi="Avenir Next" w:cs="Avenir Next" w:eastAsia="Avenir Next"/>
-                <w:b/>
-                <w:i/>
-                <w:color w:val="1A1A1A"/>
-                <w:sz w:val="18"/>
-                <w:szCs w:val="18"/>
-              </w:rPr>
-              <w:t xml:space="preserve">w</w:t>
-            </w:r>
-            <w:r>
-              <w:rPr>
-                <w:rFonts w:ascii="Avenir Next" w:hAnsi="Avenir Next" w:cs="Avenir Next" w:eastAsia="Avenir Next"/>
-                <w:b/>
-                <w:color w:val="1A1A1A"/>
-                <w:sz w:val="18"/>
-                <w:szCs w:val="18"/>
+                <w:b/>
+                <w:color w:val="1A1A1A"/>
+                <w:sz w:val="19"/>
+                <w:szCs w:val="19"/>
               </w:rPr>
               <w:t xml:space="preserve"> = part</w:t>
             </w:r>
@@ -271,10 +253,10 @@
               <w:rPr>
                 <w:rFonts w:ascii="Avenir Next" w:hAnsi="Avenir Next" w:cs="Avenir Next" w:eastAsia="Avenir Next"/>
                 <w:color w:val="1A1A1A"/>
-                <w:sz w:val="18"/>
-                <w:szCs w:val="18"/>
-              </w:rPr>
-              <w:t xml:space="preserve">, with the percent as a decimal: 60% = 0.6.</w:t>
+                <w:sz w:val="19"/>
+                <w:szCs w:val="19"/>
+              </w:rPr>
+              <w:t xml:space="preserve">. Use a decimal: 60% = 0.6.</w:t>
             </w:r>
           </w:p>
           <w:p>
@@ -290,8 +272,8 @@
                 <w:rFonts w:ascii="Avenir Next" w:hAnsi="Avenir Next" w:cs="Avenir Next" w:eastAsia="Avenir Next"/>
                 <w:b/>
                 <w:color w:val="003A70"/>
-                <w:sz w:val="18"/>
-                <w:szCs w:val="18"/>
+                <w:sz w:val="19"/>
+                <w:szCs w:val="19"/>
               </w:rPr>
               <w:t xml:space="preserve">•</w:t>
             </w:r>
@@ -299,8 +281,8 @@
               <w:rPr>
                 <w:rFonts w:ascii="Avenir Next" w:hAnsi="Avenir Next" w:cs="Avenir Next" w:eastAsia="Avenir Next"/>
                 <w:color w:val="1A1A1A"/>
-                <w:sz w:val="18"/>
-                <w:szCs w:val="18"/>
+                <w:sz w:val="19"/>
+                <w:szCs w:val="19"/>
               </w:rPr>
               <w:tab/>
             </w:r>
@@ -309,8 +291,8 @@
                 <w:rFonts w:ascii="Avenir Next" w:hAnsi="Avenir Next" w:cs="Avenir Next" w:eastAsia="Avenir Next"/>
                 <w:b/>
                 <w:color w:val="1A1A1A"/>
-                <w:sz w:val="18"/>
-                <w:szCs w:val="18"/>
+                <w:sz w:val="19"/>
+                <w:szCs w:val="19"/>
               </w:rPr>
               <w:t xml:space="preserve">Divide</w:t>
             </w:r>
@@ -318,18 +300,18 @@
               <w:rPr>
                 <w:rFonts w:ascii="Avenir Next" w:hAnsi="Avenir Next" w:cs="Avenir Next" w:eastAsia="Avenir Next"/>
                 <w:color w:val="1A1A1A"/>
-                <w:sz w:val="18"/>
-                <w:szCs w:val="18"/>
-              </w:rPr>
-              <w:t xml:space="preserve"> to undo the multiplication: </w:t>
+                <w:sz w:val="19"/>
+                <w:szCs w:val="19"/>
+              </w:rPr>
+              <w:t xml:space="preserve">: </w:t>
             </w:r>
             <w:r>
               <w:rPr>
                 <w:rFonts w:ascii="Avenir Next" w:hAnsi="Avenir Next" w:cs="Avenir Next" w:eastAsia="Avenir Next"/>
                 <w:i/>
                 <w:color w:val="1A1A1A"/>
-                <w:sz w:val="18"/>
-                <w:szCs w:val="18"/>
+                <w:sz w:val="19"/>
+                <w:szCs w:val="19"/>
               </w:rPr>
               <w:t xml:space="preserve">w</w:t>
             </w:r>
@@ -337,8 +319,8 @@
               <w:rPr>
                 <w:rFonts w:ascii="Avenir Next" w:hAnsi="Avenir Next" w:cs="Avenir Next" w:eastAsia="Avenir Next"/>
                 <w:color w:val="1A1A1A"/>
-                <w:sz w:val="18"/>
-                <w:szCs w:val="18"/>
+                <w:sz w:val="19"/>
+                <w:szCs w:val="19"/>
               </w:rPr>
               <w:t xml:space="preserve"> = part ÷ decimal.</w:t>
             </w:r>
@@ -356,8 +338,8 @@
                 <w:rFonts w:ascii="Avenir Next" w:hAnsi="Avenir Next" w:cs="Avenir Next" w:eastAsia="Avenir Next"/>
                 <w:b/>
                 <w:color w:val="003A70"/>
-                <w:sz w:val="18"/>
-                <w:szCs w:val="18"/>
+                <w:sz w:val="19"/>
+                <w:szCs w:val="19"/>
               </w:rPr>
               <w:t xml:space="preserve">•</w:t>
             </w:r>
@@ -365,8 +347,8 @@
               <w:rPr>
                 <w:rFonts w:ascii="Avenir Next" w:hAnsi="Avenir Next" w:cs="Avenir Next" w:eastAsia="Avenir Next"/>
                 <w:color w:val="1A1A1A"/>
-                <w:sz w:val="18"/>
-                <w:szCs w:val="18"/>
+                <w:sz w:val="19"/>
+                <w:szCs w:val="19"/>
               </w:rPr>
               <w:tab/>
             </w:r>
@@ -374,8 +356,8 @@
               <w:rPr>
                 <w:rFonts w:ascii="Avenir Next" w:hAnsi="Avenir Next" w:cs="Avenir Next" w:eastAsia="Avenir Next"/>
                 <w:color w:val="1A1A1A"/>
-                <w:sz w:val="18"/>
-                <w:szCs w:val="18"/>
+                <w:sz w:val="19"/>
+                <w:szCs w:val="19"/>
               </w:rPr>
               <w:t xml:space="preserve">Check: percent × </w:t>
             </w:r>
@@ -384,8 +366,8 @@
                 <w:rFonts w:ascii="Avenir Next" w:hAnsi="Avenir Next" w:cs="Avenir Next" w:eastAsia="Avenir Next"/>
                 <w:i/>
                 <w:color w:val="1A1A1A"/>
-                <w:sz w:val="18"/>
-                <w:szCs w:val="18"/>
+                <w:sz w:val="19"/>
+                <w:szCs w:val="19"/>
               </w:rPr>
               <w:t xml:space="preserve">w</w:t>
             </w:r>
@@ -393,29 +375,10 @@
               <w:rPr>
                 <w:rFonts w:ascii="Avenir Next" w:hAnsi="Avenir Next" w:cs="Avenir Next" w:eastAsia="Avenir Next"/>
                 <w:color w:val="1A1A1A"/>
-                <w:sz w:val="18"/>
-                <w:szCs w:val="18"/>
-              </w:rPr>
-              <w:t xml:space="preserve"> gives the part, and </w:t>
-            </w:r>
-            <w:r>
-              <w:rPr>
-                <w:rFonts w:ascii="Avenir Next" w:hAnsi="Avenir Next" w:cs="Avenir Next" w:eastAsia="Avenir Next"/>
-                <w:i/>
-                <w:color w:val="1A1A1A"/>
-                <w:sz w:val="18"/>
-                <w:szCs w:val="18"/>
-              </w:rPr>
-              <w:t xml:space="preserve">w</w:t>
-            </w:r>
-            <w:r>
-              <w:rPr>
-                <w:rFonts w:ascii="Avenir Next" w:hAnsi="Avenir Next" w:cs="Avenir Next" w:eastAsia="Avenir Next"/>
-                <w:color w:val="1A1A1A"/>
-                <w:sz w:val="18"/>
-                <w:szCs w:val="18"/>
-              </w:rPr>
-              <w:t xml:space="preserve"> is greater than the part.</w:t>
+                <w:sz w:val="19"/>
+                <w:szCs w:val="19"/>
+              </w:rPr>
+              <w:t xml:space="preserve"> = part.</w:t>
             </w:r>
           </w:p>
         </w:tc>
@@ -449,18 +412,18 @@
               <w:rPr>
                 <w:rFonts w:ascii="Avenir Next" w:hAnsi="Avenir Next" w:cs="Avenir Next" w:eastAsia="Avenir Next"/>
                 <w:color w:val="1A1A1A"/>
-                <w:sz w:val="17"/>
-                <w:szCs w:val="17"/>
-              </w:rPr>
-              <w:t xml:space="preserve">42 points is 35% of the team’s points. Find the total </w:t>
+                <w:sz w:val="18"/>
+                <w:szCs w:val="18"/>
+              </w:rPr>
+              <w:t xml:space="preserve">42 points is 35% of a team’s total </w:t>
             </w:r>
             <w:r>
               <w:rPr>
                 <w:rFonts w:ascii="Avenir Next" w:hAnsi="Avenir Next" w:cs="Avenir Next" w:eastAsia="Avenir Next"/>
                 <w:i/>
                 <w:color w:val="1A1A1A"/>
-                <w:sz w:val="17"/>
-                <w:szCs w:val="17"/>
+                <w:sz w:val="18"/>
+                <w:szCs w:val="18"/>
               </w:rPr>
               <w:t xml:space="preserve">w</w:t>
             </w:r>
@@ -468,8 +431,27 @@
               <w:rPr>
                 <w:rFonts w:ascii="Avenir Next" w:hAnsi="Avenir Next" w:cs="Avenir Next" w:eastAsia="Avenir Next"/>
                 <w:color w:val="1A1A1A"/>
-                <w:sz w:val="17"/>
-                <w:szCs w:val="17"/>
+                <w:sz w:val="18"/>
+                <w:szCs w:val="18"/>
+              </w:rPr>
+              <w:t xml:space="preserve">. Find </w:t>
+            </w:r>
+            <w:r>
+              <w:rPr>
+                <w:rFonts w:ascii="Avenir Next" w:hAnsi="Avenir Next" w:cs="Avenir Next" w:eastAsia="Avenir Next"/>
+                <w:i/>
+                <w:color w:val="1A1A1A"/>
+                <w:sz w:val="18"/>
+                <w:szCs w:val="18"/>
+              </w:rPr>
+              <w:t xml:space="preserve">w</w:t>
+            </w:r>
+            <w:r>
+              <w:rPr>
+                <w:rFonts w:ascii="Avenir Next" w:hAnsi="Avenir Next" w:cs="Avenir Next" w:eastAsia="Avenir Next"/>
+                <w:color w:val="1A1A1A"/>
+                <w:sz w:val="18"/>
+                <w:szCs w:val="18"/>
               </w:rPr>
               <w:t xml:space="preserve">.</w:t>
             </w:r>
@@ -487,8 +469,8 @@
                 <w:rFonts w:ascii="Avenir Next" w:hAnsi="Avenir Next" w:cs="Avenir Next" w:eastAsia="Avenir Next"/>
                 <w:b/>
                 <w:color w:val="003A70"/>
-                <w:sz w:val="17"/>
-                <w:szCs w:val="17"/>
+                <w:sz w:val="18"/>
+                <w:szCs w:val="18"/>
               </w:rPr>
               <w:t xml:space="preserve">Step 1</w:t>
             </w:r>
@@ -496,8 +478,8 @@
               <w:rPr>
                 <w:rFonts w:ascii="Avenir Next" w:hAnsi="Avenir Next" w:cs="Avenir Next" w:eastAsia="Avenir Next"/>
                 <w:color w:val="1A1A1A"/>
-                <w:sz w:val="17"/>
-                <w:szCs w:val="17"/>
+                <w:sz w:val="18"/>
+                <w:szCs w:val="18"/>
               </w:rPr>
               <w:tab/>
             </w:r>
@@ -505,8 +487,8 @@
               <w:rPr>
                 <w:rFonts w:ascii="Avenir Next" w:hAnsi="Avenir Next" w:cs="Avenir Next" w:eastAsia="Avenir Next"/>
                 <w:color w:val="1A1A1A"/>
-                <w:sz w:val="17"/>
-                <w:szCs w:val="17"/>
+                <w:sz w:val="18"/>
+                <w:szCs w:val="18"/>
               </w:rPr>
               <w:t xml:space="preserve">0.35 × </w:t>
             </w:r>
@@ -515,8 +497,8 @@
                 <w:rFonts w:ascii="Avenir Next" w:hAnsi="Avenir Next" w:cs="Avenir Next" w:eastAsia="Avenir Next"/>
                 <w:i/>
                 <w:color w:val="1A1A1A"/>
-                <w:sz w:val="17"/>
-                <w:szCs w:val="17"/>
+                <w:sz w:val="18"/>
+                <w:szCs w:val="18"/>
               </w:rPr>
               <w:t xml:space="preserve">w</w:t>
             </w:r>
@@ -524,8 +506,8 @@
               <w:rPr>
                 <w:rFonts w:ascii="Avenir Next" w:hAnsi="Avenir Next" w:cs="Avenir Next" w:eastAsia="Avenir Next"/>
                 <w:color w:val="1A1A1A"/>
-                <w:sz w:val="17"/>
-                <w:szCs w:val="17"/>
+                <w:sz w:val="18"/>
+                <w:szCs w:val="18"/>
               </w:rPr>
               <w:t xml:space="preserve"> = 42</w:t>
             </w:r>
@@ -543,8 +525,8 @@
                 <w:rFonts w:ascii="Avenir Next" w:hAnsi="Avenir Next" w:cs="Avenir Next" w:eastAsia="Avenir Next"/>
                 <w:b/>
                 <w:color w:val="003A70"/>
-                <w:sz w:val="17"/>
-                <w:szCs w:val="17"/>
+                <w:sz w:val="18"/>
+                <w:szCs w:val="18"/>
               </w:rPr>
               <w:t xml:space="preserve">Step 2</w:t>
             </w:r>
@@ -552,8 +534,8 @@
               <w:rPr>
                 <w:rFonts w:ascii="Avenir Next" w:hAnsi="Avenir Next" w:cs="Avenir Next" w:eastAsia="Avenir Next"/>
                 <w:color w:val="1A1A1A"/>
-                <w:sz w:val="17"/>
-                <w:szCs w:val="17"/>
+                <w:sz w:val="18"/>
+                <w:szCs w:val="18"/>
               </w:rPr>
               <w:tab/>
             </w:r>
@@ -562,8 +544,8 @@
                 <w:rFonts w:ascii="Avenir Next" w:hAnsi="Avenir Next" w:cs="Avenir Next" w:eastAsia="Avenir Next"/>
                 <w:i/>
                 <w:color w:val="1A1A1A"/>
-                <w:sz w:val="17"/>
-                <w:szCs w:val="17"/>
+                <w:sz w:val="18"/>
+                <w:szCs w:val="18"/>
               </w:rPr>
               <w:t xml:space="preserve">w</w:t>
             </w:r>
@@ -571,8 +553,8 @@
               <w:rPr>
                 <w:rFonts w:ascii="Avenir Next" w:hAnsi="Avenir Next" w:cs="Avenir Next" w:eastAsia="Avenir Next"/>
                 <w:color w:val="1A1A1A"/>
-                <w:sz w:val="17"/>
-                <w:szCs w:val="17"/>
+                <w:sz w:val="18"/>
+                <w:szCs w:val="18"/>
               </w:rPr>
               <w:t xml:space="preserve"> = 42 ÷ 0.35</w:t>
             </w:r>
@@ -590,8 +572,8 @@
                 <w:rFonts w:ascii="Avenir Next" w:hAnsi="Avenir Next" w:cs="Avenir Next" w:eastAsia="Avenir Next"/>
                 <w:b/>
                 <w:color w:val="003A70"/>
-                <w:sz w:val="17"/>
-                <w:szCs w:val="17"/>
+                <w:sz w:val="18"/>
+                <w:szCs w:val="18"/>
               </w:rPr>
               <w:t xml:space="preserve">Step 3</w:t>
             </w:r>
@@ -599,8 +581,8 @@
               <w:rPr>
                 <w:rFonts w:ascii="Avenir Next" w:hAnsi="Avenir Next" w:cs="Avenir Next" w:eastAsia="Avenir Next"/>
                 <w:color w:val="1A1A1A"/>
-                <w:sz w:val="17"/>
-                <w:szCs w:val="17"/>
+                <w:sz w:val="18"/>
+                <w:szCs w:val="18"/>
               </w:rPr>
               <w:tab/>
             </w:r>
@@ -609,8 +591,8 @@
                 <w:rFonts w:ascii="Avenir Next" w:hAnsi="Avenir Next" w:cs="Avenir Next" w:eastAsia="Avenir Next"/>
                 <w:i/>
                 <w:color w:val="1A1A1A"/>
-                <w:sz w:val="17"/>
-                <w:szCs w:val="17"/>
+                <w:sz w:val="18"/>
+                <w:szCs w:val="18"/>
               </w:rPr>
               <w:t xml:space="preserve">w</w:t>
             </w:r>
@@ -618,8 +600,8 @@
               <w:rPr>
                 <w:rFonts w:ascii="Avenir Next" w:hAnsi="Avenir Next" w:cs="Avenir Next" w:eastAsia="Avenir Next"/>
                 <w:color w:val="1A1A1A"/>
-                <w:sz w:val="17"/>
-                <w:szCs w:val="17"/>
+                <w:sz w:val="18"/>
+                <w:szCs w:val="18"/>
               </w:rPr>
               <w:t xml:space="preserve"> = 120. Check: 0.35 × 120 = 42.</w:t>
             </w:r>
@@ -637,8 +619,8 @@
                 <w:rFonts w:ascii="Avenir Next" w:hAnsi="Avenir Next" w:cs="Avenir Next" w:eastAsia="Avenir Next"/>
                 <w:b/>
                 <w:color w:val="1A1A1A"/>
-                <w:sz w:val="17"/>
-                <w:szCs w:val="17"/>
+                <w:sz w:val="18"/>
+                <w:szCs w:val="18"/>
               </w:rPr>
               <w:t xml:space="preserve">Answer</w:t>
             </w:r>
@@ -646,8 +628,8 @@
               <w:rPr>
                 <w:rFonts w:ascii="Avenir Next" w:hAnsi="Avenir Next" w:cs="Avenir Next" w:eastAsia="Avenir Next"/>
                 <w:color w:val="1A1A1A"/>
-                <w:sz w:val="17"/>
-                <w:szCs w:val="17"/>
+                <w:sz w:val="18"/>
+                <w:szCs w:val="18"/>
               </w:rPr>
               <w:tab/>
             </w:r>
@@ -656,8 +638,8 @@
                 <w:rFonts w:ascii="Avenir Next" w:hAnsi="Avenir Next" w:cs="Avenir Next" w:eastAsia="Avenir Next"/>
                 <w:b/>
                 <w:color w:val="1A1A1A"/>
-                <w:sz w:val="17"/>
-                <w:szCs w:val="17"/>
+                <w:sz w:val="18"/>
+                <w:szCs w:val="18"/>
               </w:rPr>
               <w:t xml:space="preserve">120 points</w:t>
             </w:r>
@@ -769,6 +751,7 @@
           <w:tab w:val="right" w:pos="9504"/>
         </w:tabs>
         <w:spacing w:before="90" w:after="50" w:line="240" w:lineRule="auto"/>
+        <w:outlineLvl w:val="1"/>
       </w:pPr>
       <w:r>
         <w:rPr>
@@ -853,8 +836,8 @@
                 <w:rFonts w:ascii="Avenir Next" w:hAnsi="Avenir Next" w:cs="Avenir Next" w:eastAsia="Avenir Next"/>
                 <w:b/>
                 <w:color w:val="1A1A1A"/>
-                <w:sz w:val="20"/>
-                <w:szCs w:val="20"/>
+                <w:sz w:val="21"/>
+                <w:szCs w:val="21"/>
               </w:rPr>
               <w:t xml:space="preserve">1.</w:t>
             </w:r>
@@ -862,8 +845,8 @@
               <w:rPr>
                 <w:rFonts w:ascii="Avenir Next" w:hAnsi="Avenir Next" w:cs="Avenir Next" w:eastAsia="Avenir Next"/>
                 <w:color w:val="1A1A1A"/>
-                <w:sz w:val="20"/>
-                <w:szCs w:val="20"/>
+                <w:sz w:val="21"/>
+                <w:szCs w:val="21"/>
               </w:rPr>
               <w:tab/>
             </w:r>
@@ -871,8 +854,8 @@
               <w:rPr>
                 <w:rFonts w:ascii="Avenir Next" w:hAnsi="Avenir Next" w:cs="Avenir Next" w:eastAsia="Avenir Next"/>
                 <w:color w:val="1A1A1A"/>
-                <w:sz w:val="20"/>
-                <w:szCs w:val="20"/>
+                <w:sz w:val="21"/>
+                <w:szCs w:val="21"/>
               </w:rPr>
               <w:t xml:space="preserve">Solve each equation for </w:t>
             </w:r>
@@ -881,8 +864,8 @@
                 <w:rFonts w:ascii="Avenir Next" w:hAnsi="Avenir Next" w:cs="Avenir Next" w:eastAsia="Avenir Next"/>
                 <w:i/>
                 <w:color w:val="1A1A1A"/>
-                <w:sz w:val="20"/>
-                <w:szCs w:val="20"/>
+                <w:sz w:val="21"/>
+                <w:szCs w:val="21"/>
               </w:rPr>
               <w:t xml:space="preserve">w</w:t>
             </w:r>
@@ -890,8 +873,8 @@
               <w:rPr>
                 <w:rFonts w:ascii="Avenir Next" w:hAnsi="Avenir Next" w:cs="Avenir Next" w:eastAsia="Avenir Next"/>
                 <w:color w:val="1A1A1A"/>
-                <w:sz w:val="20"/>
-                <w:szCs w:val="20"/>
+                <w:sz w:val="21"/>
+                <w:szCs w:val="21"/>
               </w:rPr>
               <w:t xml:space="preserve">.</w:t>
             </w:r>
@@ -946,8 +929,8 @@
                       <w:rFonts w:ascii="Avenir Next" w:hAnsi="Avenir Next" w:cs="Avenir Next" w:eastAsia="Avenir Next"/>
                       <w:b/>
                       <w:color w:val="003A70"/>
-                      <w:sz w:val="20"/>
-                      <w:szCs w:val="20"/>
+                      <w:sz w:val="21"/>
+                      <w:szCs w:val="21"/>
                     </w:rPr>
                     <w:t xml:space="preserve">a.</w:t>
                   </w:r>
@@ -955,8 +938,8 @@
                     <w:rPr>
                       <w:rFonts w:ascii="Avenir Next" w:hAnsi="Avenir Next" w:cs="Avenir Next" w:eastAsia="Avenir Next"/>
                       <w:color w:val="1A1A1A"/>
-                      <w:sz w:val="20"/>
-                      <w:szCs w:val="20"/>
+                      <w:sz w:val="21"/>
+                      <w:szCs w:val="21"/>
                     </w:rPr>
                     <w:tab/>
                   </w:r>
@@ -964,8 +947,8 @@
                     <w:rPr>
                       <w:rFonts w:ascii="Avenir Next" w:hAnsi="Avenir Next" w:cs="Avenir Next" w:eastAsia="Avenir Next"/>
                       <w:color w:val="1A1A1A"/>
-                      <w:sz w:val="20"/>
-                      <w:szCs w:val="20"/>
+                      <w:sz w:val="21"/>
+                      <w:szCs w:val="21"/>
                     </w:rPr>
                     <w:t xml:space="preserve">0.4 × </w:t>
                   </w:r>
@@ -974,8 +957,8 @@
                       <w:rFonts w:ascii="Avenir Next" w:hAnsi="Avenir Next" w:cs="Avenir Next" w:eastAsia="Avenir Next"/>
                       <w:i/>
                       <w:color w:val="1A1A1A"/>
-                      <w:sz w:val="20"/>
-                      <w:szCs w:val="20"/>
+                      <w:sz w:val="21"/>
+                      <w:szCs w:val="21"/>
                     </w:rPr>
                     <w:t xml:space="preserve">w</w:t>
                   </w:r>
@@ -983,8 +966,8 @@
                     <w:rPr>
                       <w:rFonts w:ascii="Avenir Next" w:hAnsi="Avenir Next" w:cs="Avenir Next" w:eastAsia="Avenir Next"/>
                       <w:color w:val="1A1A1A"/>
-                      <w:sz w:val="20"/>
-                      <w:szCs w:val="20"/>
+                      <w:sz w:val="21"/>
+                      <w:szCs w:val="21"/>
                     </w:rPr>
                     <w:t xml:space="preserve"> = 28</w:t>
                   </w:r>
@@ -992,8 +975,8 @@
                     <w:rPr>
                       <w:rFonts w:ascii="Avenir Next" w:hAnsi="Avenir Next" w:cs="Avenir Next" w:eastAsia="Avenir Next"/>
                       <w:color w:val="1A1A1A"/>
-                      <w:sz w:val="20"/>
-                      <w:szCs w:val="20"/>
+                      <w:sz w:val="21"/>
+                      <w:szCs w:val="21"/>
                     </w:rPr>
                     <w:t xml:space="preserve">  </w:t>
                   </w:r>
@@ -1001,8 +984,8 @@
                     <w:rPr>
                       <w:rFonts w:ascii="Avenir Next" w:hAnsi="Avenir Next" w:cs="Avenir Next" w:eastAsia="Avenir Next"/>
                       <w:color w:val="1A1A1A"/>
-                      <w:sz w:val="20"/>
-                      <w:szCs w:val="20"/>
+                      <w:sz w:val="21"/>
+                      <w:szCs w:val="21"/>
                       <w:u w:val="single"/>
                     </w:rPr>
                     <w:t xml:space="preserve">      </w:t>
@@ -1027,8 +1010,8 @@
                       <w:rFonts w:ascii="Avenir Next" w:hAnsi="Avenir Next" w:cs="Avenir Next" w:eastAsia="Avenir Next"/>
                       <w:b/>
                       <w:color w:val="003A70"/>
-                      <w:sz w:val="20"/>
-                      <w:szCs w:val="20"/>
+                      <w:sz w:val="21"/>
+                      <w:szCs w:val="21"/>
                     </w:rPr>
                     <w:t xml:space="preserve">b.</w:t>
                   </w:r>
@@ -1036,8 +1019,8 @@
                     <w:rPr>
                       <w:rFonts w:ascii="Avenir Next" w:hAnsi="Avenir Next" w:cs="Avenir Next" w:eastAsia="Avenir Next"/>
                       <w:color w:val="1A1A1A"/>
-                      <w:sz w:val="20"/>
-                      <w:szCs w:val="20"/>
+                      <w:sz w:val="21"/>
+                      <w:szCs w:val="21"/>
                     </w:rPr>
                     <w:tab/>
                   </w:r>
@@ -1045,8 +1028,8 @@
                     <w:rPr>
                       <w:rFonts w:ascii="Avenir Next" w:hAnsi="Avenir Next" w:cs="Avenir Next" w:eastAsia="Avenir Next"/>
                       <w:color w:val="1A1A1A"/>
-                      <w:sz w:val="20"/>
-                      <w:szCs w:val="20"/>
+                      <w:sz w:val="21"/>
+                      <w:szCs w:val="21"/>
                     </w:rPr>
                     <w:t xml:space="preserve">0.75 × </w:t>
                   </w:r>
@@ -1055,8 +1038,8 @@
                       <w:rFonts w:ascii="Avenir Next" w:hAnsi="Avenir Next" w:cs="Avenir Next" w:eastAsia="Avenir Next"/>
                       <w:i/>
                       <w:color w:val="1A1A1A"/>
-                      <w:sz w:val="20"/>
-                      <w:szCs w:val="20"/>
+                      <w:sz w:val="21"/>
+                      <w:szCs w:val="21"/>
                     </w:rPr>
                     <w:t xml:space="preserve">w</w:t>
                   </w:r>
@@ -1064,8 +1047,8 @@
                     <w:rPr>
                       <w:rFonts w:ascii="Avenir Next" w:hAnsi="Avenir Next" w:cs="Avenir Next" w:eastAsia="Avenir Next"/>
                       <w:color w:val="1A1A1A"/>
-                      <w:sz w:val="20"/>
-                      <w:szCs w:val="20"/>
+                      <w:sz w:val="21"/>
+                      <w:szCs w:val="21"/>
                     </w:rPr>
                     <w:t xml:space="preserve"> = 36</w:t>
                   </w:r>
@@ -1073,8 +1056,8 @@
                     <w:rPr>
                       <w:rFonts w:ascii="Avenir Next" w:hAnsi="Avenir Next" w:cs="Avenir Next" w:eastAsia="Avenir Next"/>
                       <w:color w:val="1A1A1A"/>
-                      <w:sz w:val="20"/>
-                      <w:szCs w:val="20"/>
+                      <w:sz w:val="21"/>
+                      <w:szCs w:val="21"/>
                     </w:rPr>
                     <w:t xml:space="preserve">  </w:t>
                   </w:r>
@@ -1082,8 +1065,8 @@
                     <w:rPr>
                       <w:rFonts w:ascii="Avenir Next" w:hAnsi="Avenir Next" w:cs="Avenir Next" w:eastAsia="Avenir Next"/>
                       <w:color w:val="1A1A1A"/>
-                      <w:sz w:val="20"/>
-                      <w:szCs w:val="20"/>
+                      <w:sz w:val="21"/>
+                      <w:szCs w:val="21"/>
                       <w:u w:val="single"/>
                     </w:rPr>
                     <w:t xml:space="preserve">      </w:t>
@@ -1108,8 +1091,8 @@
                       <w:rFonts w:ascii="Avenir Next" w:hAnsi="Avenir Next" w:cs="Avenir Next" w:eastAsia="Avenir Next"/>
                       <w:b/>
                       <w:color w:val="003A70"/>
-                      <w:sz w:val="20"/>
-                      <w:szCs w:val="20"/>
+                      <w:sz w:val="21"/>
+                      <w:szCs w:val="21"/>
                     </w:rPr>
                     <w:t xml:space="preserve">c.</w:t>
                   </w:r>
@@ -1117,8 +1100,8 @@
                     <w:rPr>
                       <w:rFonts w:ascii="Avenir Next" w:hAnsi="Avenir Next" w:cs="Avenir Next" w:eastAsia="Avenir Next"/>
                       <w:color w:val="1A1A1A"/>
-                      <w:sz w:val="20"/>
-                      <w:szCs w:val="20"/>
+                      <w:sz w:val="21"/>
+                      <w:szCs w:val="21"/>
                     </w:rPr>
                     <w:tab/>
                   </w:r>
@@ -1126,8 +1109,8 @@
                     <w:rPr>
                       <w:rFonts w:ascii="Avenir Next" w:hAnsi="Avenir Next" w:cs="Avenir Next" w:eastAsia="Avenir Next"/>
                       <w:color w:val="1A1A1A"/>
-                      <w:sz w:val="20"/>
-                      <w:szCs w:val="20"/>
+                      <w:sz w:val="21"/>
+                      <w:szCs w:val="21"/>
                     </w:rPr>
                     <w:t xml:space="preserve">0.25 × </w:t>
                   </w:r>
@@ -1136,8 +1119,8 @@
                       <w:rFonts w:ascii="Avenir Next" w:hAnsi="Avenir Next" w:cs="Avenir Next" w:eastAsia="Avenir Next"/>
                       <w:i/>
                       <w:color w:val="1A1A1A"/>
-                      <w:sz w:val="20"/>
-                      <w:szCs w:val="20"/>
+                      <w:sz w:val="21"/>
+                      <w:szCs w:val="21"/>
                     </w:rPr>
                     <w:t xml:space="preserve">w</w:t>
                   </w:r>
@@ -1145,8 +1128,8 @@
                     <w:rPr>
                       <w:rFonts w:ascii="Avenir Next" w:hAnsi="Avenir Next" w:cs="Avenir Next" w:eastAsia="Avenir Next"/>
                       <w:color w:val="1A1A1A"/>
-                      <w:sz w:val="20"/>
-                      <w:szCs w:val="20"/>
+                      <w:sz w:val="21"/>
+                      <w:szCs w:val="21"/>
                     </w:rPr>
                     <w:t xml:space="preserve"> = 17</w:t>
                   </w:r>
@@ -1154,8 +1137,8 @@
                     <w:rPr>
                       <w:rFonts w:ascii="Avenir Next" w:hAnsi="Avenir Next" w:cs="Avenir Next" w:eastAsia="Avenir Next"/>
                       <w:color w:val="1A1A1A"/>
-                      <w:sz w:val="20"/>
-                      <w:szCs w:val="20"/>
+                      <w:sz w:val="21"/>
+                      <w:szCs w:val="21"/>
                     </w:rPr>
                     <w:t xml:space="preserve">  </w:t>
                   </w:r>
@@ -1163,8 +1146,8 @@
                     <w:rPr>
                       <w:rFonts w:ascii="Avenir Next" w:hAnsi="Avenir Next" w:cs="Avenir Next" w:eastAsia="Avenir Next"/>
                       <w:color w:val="1A1A1A"/>
-                      <w:sz w:val="20"/>
-                      <w:szCs w:val="20"/>
+                      <w:sz w:val="21"/>
+                      <w:szCs w:val="21"/>
                       <w:u w:val="single"/>
                     </w:rPr>
                     <w:t xml:space="preserve">      </w:t>
@@ -1195,8 +1178,8 @@
                       <w:rFonts w:ascii="Avenir Next" w:hAnsi="Avenir Next" w:cs="Avenir Next" w:eastAsia="Avenir Next"/>
                       <w:b/>
                       <w:color w:val="003A70"/>
-                      <w:sz w:val="20"/>
-                      <w:szCs w:val="20"/>
+                      <w:sz w:val="21"/>
+                      <w:szCs w:val="21"/>
                     </w:rPr>
                     <w:t xml:space="preserve">d.</w:t>
                   </w:r>
@@ -1204,8 +1187,8 @@
                     <w:rPr>
                       <w:rFonts w:ascii="Avenir Next" w:hAnsi="Avenir Next" w:cs="Avenir Next" w:eastAsia="Avenir Next"/>
                       <w:color w:val="1A1A1A"/>
-                      <w:sz w:val="20"/>
-                      <w:szCs w:val="20"/>
+                      <w:sz w:val="21"/>
+                      <w:szCs w:val="21"/>
                     </w:rPr>
                     <w:tab/>
                   </w:r>
@@ -1213,8 +1196,8 @@
                     <w:rPr>
                       <w:rFonts w:ascii="Avenir Next" w:hAnsi="Avenir Next" w:cs="Avenir Next" w:eastAsia="Avenir Next"/>
                       <w:color w:val="1A1A1A"/>
-                      <w:sz w:val="20"/>
-                      <w:szCs w:val="20"/>
+                      <w:sz w:val="21"/>
+                      <w:szCs w:val="21"/>
                     </w:rPr>
                     <w:t xml:space="preserve">0.5 × </w:t>
                   </w:r>
@@ -1223,8 +1206,8 @@
                       <w:rFonts w:ascii="Avenir Next" w:hAnsi="Avenir Next" w:cs="Avenir Next" w:eastAsia="Avenir Next"/>
                       <w:i/>
                       <w:color w:val="1A1A1A"/>
-                      <w:sz w:val="20"/>
-                      <w:szCs w:val="20"/>
+                      <w:sz w:val="21"/>
+                      <w:szCs w:val="21"/>
                     </w:rPr>
                     <w:t xml:space="preserve">w</w:t>
                   </w:r>
@@ -1232,8 +1215,8 @@
                     <w:rPr>
                       <w:rFonts w:ascii="Avenir Next" w:hAnsi="Avenir Next" w:cs="Avenir Next" w:eastAsia="Avenir Next"/>
                       <w:color w:val="1A1A1A"/>
-                      <w:sz w:val="20"/>
-                      <w:szCs w:val="20"/>
+                      <w:sz w:val="21"/>
+                      <w:szCs w:val="21"/>
                     </w:rPr>
                     <w:t xml:space="preserve"> = 41</w:t>
                   </w:r>
@@ -1241,8 +1224,8 @@
                     <w:rPr>
                       <w:rFonts w:ascii="Avenir Next" w:hAnsi="Avenir Next" w:cs="Avenir Next" w:eastAsia="Avenir Next"/>
                       <w:color w:val="1A1A1A"/>
-                      <w:sz w:val="20"/>
-                      <w:szCs w:val="20"/>
+                      <w:sz w:val="21"/>
+                      <w:szCs w:val="21"/>
                     </w:rPr>
                     <w:t xml:space="preserve">  </w:t>
                   </w:r>
@@ -1250,8 +1233,8 @@
                     <w:rPr>
                       <w:rFonts w:ascii="Avenir Next" w:hAnsi="Avenir Next" w:cs="Avenir Next" w:eastAsia="Avenir Next"/>
                       <w:color w:val="1A1A1A"/>
-                      <w:sz w:val="20"/>
-                      <w:szCs w:val="20"/>
+                      <w:sz w:val="21"/>
+                      <w:szCs w:val="21"/>
                       <w:u w:val="single"/>
                     </w:rPr>
                     <w:t xml:space="preserve">      </w:t>
@@ -1276,8 +1259,8 @@
                       <w:rFonts w:ascii="Avenir Next" w:hAnsi="Avenir Next" w:cs="Avenir Next" w:eastAsia="Avenir Next"/>
                       <w:b/>
                       <w:color w:val="003A70"/>
-                      <w:sz w:val="20"/>
-                      <w:szCs w:val="20"/>
+                      <w:sz w:val="21"/>
+                      <w:szCs w:val="21"/>
                     </w:rPr>
                     <w:t xml:space="preserve">e.</w:t>
                   </w:r>
@@ -1285,8 +1268,8 @@
                     <w:rPr>
                       <w:rFonts w:ascii="Avenir Next" w:hAnsi="Avenir Next" w:cs="Avenir Next" w:eastAsia="Avenir Next"/>
                       <w:color w:val="1A1A1A"/>
-                      <w:sz w:val="20"/>
-                      <w:szCs w:val="20"/>
+                      <w:sz w:val="21"/>
+                      <w:szCs w:val="21"/>
                     </w:rPr>
                     <w:tab/>
                   </w:r>
@@ -1294,8 +1277,8 @@
                     <w:rPr>
                       <w:rFonts w:ascii="Avenir Next" w:hAnsi="Avenir Next" w:cs="Avenir Next" w:eastAsia="Avenir Next"/>
                       <w:color w:val="1A1A1A"/>
-                      <w:sz w:val="20"/>
-                      <w:szCs w:val="20"/>
+                      <w:sz w:val="21"/>
+                      <w:szCs w:val="21"/>
                     </w:rPr>
                     <w:t xml:space="preserve">0.9 × </w:t>
                   </w:r>
@@ -1304,8 +1287,8 @@
                       <w:rFonts w:ascii="Avenir Next" w:hAnsi="Avenir Next" w:cs="Avenir Next" w:eastAsia="Avenir Next"/>
                       <w:i/>
                       <w:color w:val="1A1A1A"/>
-                      <w:sz w:val="20"/>
-                      <w:szCs w:val="20"/>
+                      <w:sz w:val="21"/>
+                      <w:szCs w:val="21"/>
                     </w:rPr>
                     <w:t xml:space="preserve">w</w:t>
                   </w:r>
@@ -1313,8 +1296,8 @@
                     <w:rPr>
                       <w:rFonts w:ascii="Avenir Next" w:hAnsi="Avenir Next" w:cs="Avenir Next" w:eastAsia="Avenir Next"/>
                       <w:color w:val="1A1A1A"/>
-                      <w:sz w:val="20"/>
-                      <w:szCs w:val="20"/>
+                      <w:sz w:val="21"/>
+                      <w:szCs w:val="21"/>
                     </w:rPr>
                     <w:t xml:space="preserve"> = 54</w:t>
                   </w:r>
@@ -1322,8 +1305,8 @@
                     <w:rPr>
                       <w:rFonts w:ascii="Avenir Next" w:hAnsi="Avenir Next" w:cs="Avenir Next" w:eastAsia="Avenir Next"/>
                       <w:color w:val="1A1A1A"/>
-                      <w:sz w:val="20"/>
-                      <w:szCs w:val="20"/>
+                      <w:sz w:val="21"/>
+                      <w:szCs w:val="21"/>
                     </w:rPr>
                     <w:t xml:space="preserve">  </w:t>
                   </w:r>
@@ -1331,8 +1314,8 @@
                     <w:rPr>
                       <w:rFonts w:ascii="Avenir Next" w:hAnsi="Avenir Next" w:cs="Avenir Next" w:eastAsia="Avenir Next"/>
                       <w:color w:val="1A1A1A"/>
-                      <w:sz w:val="20"/>
-                      <w:szCs w:val="20"/>
+                      <w:sz w:val="21"/>
+                      <w:szCs w:val="21"/>
                       <w:u w:val="single"/>
                     </w:rPr>
                     <w:t xml:space="preserve">      </w:t>
@@ -1357,8 +1340,8 @@
                       <w:rFonts w:ascii="Avenir Next" w:hAnsi="Avenir Next" w:cs="Avenir Next" w:eastAsia="Avenir Next"/>
                       <w:b/>
                       <w:color w:val="003A70"/>
-                      <w:sz w:val="20"/>
-                      <w:szCs w:val="20"/>
+                      <w:sz w:val="21"/>
+                      <w:szCs w:val="21"/>
                     </w:rPr>
                     <w:t xml:space="preserve">f.</w:t>
                   </w:r>
@@ -1366,8 +1349,8 @@
                     <w:rPr>
                       <w:rFonts w:ascii="Avenir Next" w:hAnsi="Avenir Next" w:cs="Avenir Next" w:eastAsia="Avenir Next"/>
                       <w:color w:val="1A1A1A"/>
-                      <w:sz w:val="20"/>
-                      <w:szCs w:val="20"/>
+                      <w:sz w:val="21"/>
+                      <w:szCs w:val="21"/>
                     </w:rPr>
                     <w:tab/>
                   </w:r>
@@ -1375,8 +1358,8 @@
                     <w:rPr>
                       <w:rFonts w:ascii="Avenir Next" w:hAnsi="Avenir Next" w:cs="Avenir Next" w:eastAsia="Avenir Next"/>
                       <w:color w:val="1A1A1A"/>
-                      <w:sz w:val="20"/>
-                      <w:szCs w:val="20"/>
+                      <w:sz w:val="21"/>
+                      <w:szCs w:val="21"/>
                     </w:rPr>
                     <w:t xml:space="preserve">0.2 × </w:t>
                   </w:r>
@@ -1385,8 +1368,8 @@
                       <w:rFonts w:ascii="Avenir Next" w:hAnsi="Avenir Next" w:cs="Avenir Next" w:eastAsia="Avenir Next"/>
                       <w:i/>
                       <w:color w:val="1A1A1A"/>
-                      <w:sz w:val="20"/>
-                      <w:szCs w:val="20"/>
+                      <w:sz w:val="21"/>
+                      <w:szCs w:val="21"/>
                     </w:rPr>
                     <w:t xml:space="preserve">w</w:t>
                   </w:r>
@@ -1394,8 +1377,8 @@
                     <w:rPr>
                       <w:rFonts w:ascii="Avenir Next" w:hAnsi="Avenir Next" w:cs="Avenir Next" w:eastAsia="Avenir Next"/>
                       <w:color w:val="1A1A1A"/>
-                      <w:sz w:val="20"/>
-                      <w:szCs w:val="20"/>
+                      <w:sz w:val="21"/>
+                      <w:szCs w:val="21"/>
                     </w:rPr>
                     <w:t xml:space="preserve"> = 11</w:t>
                   </w:r>
@@ -1403,8 +1386,8 @@
                     <w:rPr>
                       <w:rFonts w:ascii="Avenir Next" w:hAnsi="Avenir Next" w:cs="Avenir Next" w:eastAsia="Avenir Next"/>
                       <w:color w:val="1A1A1A"/>
-                      <w:sz w:val="20"/>
-                      <w:szCs w:val="20"/>
+                      <w:sz w:val="21"/>
+                      <w:szCs w:val="21"/>
                     </w:rPr>
                     <w:t xml:space="preserve">  </w:t>
                   </w:r>
@@ -1412,8 +1395,8 @@
                     <w:rPr>
                       <w:rFonts w:ascii="Avenir Next" w:hAnsi="Avenir Next" w:cs="Avenir Next" w:eastAsia="Avenir Next"/>
                       <w:color w:val="1A1A1A"/>
-                      <w:sz w:val="20"/>
-                      <w:szCs w:val="20"/>
+                      <w:sz w:val="21"/>
+                      <w:szCs w:val="21"/>
                       <w:u w:val="single"/>
                     </w:rPr>
                     <w:t xml:space="preserve">      </w:t>
@@ -1487,8 +1470,8 @@
                 <w:rFonts w:ascii="Avenir Next" w:hAnsi="Avenir Next" w:cs="Avenir Next" w:eastAsia="Avenir Next"/>
                 <w:b/>
                 <w:color w:val="1A1A1A"/>
-                <w:sz w:val="20"/>
-                <w:szCs w:val="20"/>
+                <w:sz w:val="21"/>
+                <w:szCs w:val="21"/>
               </w:rPr>
               <w:t xml:space="preserve">2.</w:t>
             </w:r>
@@ -1496,8 +1479,8 @@
               <w:rPr>
                 <w:rFonts w:ascii="Avenir Next" w:hAnsi="Avenir Next" w:cs="Avenir Next" w:eastAsia="Avenir Next"/>
                 <w:color w:val="1A1A1A"/>
-                <w:sz w:val="20"/>
-                <w:szCs w:val="20"/>
+                <w:sz w:val="21"/>
+                <w:szCs w:val="21"/>
               </w:rPr>
               <w:tab/>
             </w:r>
@@ -1506,8 +1489,8 @@
                 <w:rFonts w:ascii="Avenir Next" w:hAnsi="Avenir Next" w:cs="Avenir Next" w:eastAsia="Avenir Next"/>
                 <w:b/>
                 <w:color w:val="1A1A1A"/>
-                <w:sz w:val="20"/>
-                <w:szCs w:val="20"/>
+                <w:sz w:val="21"/>
+                <w:szCs w:val="21"/>
               </w:rPr>
               <w:t xml:space="preserve">Car Value.  </w:t>
             </w:r>
@@ -1515,37 +1498,10 @@
               <w:rPr>
                 <w:rFonts w:ascii="Avenir Next" w:hAnsi="Avenir Next" w:cs="Avenir Next" w:eastAsia="Avenir Next"/>
                 <w:color w:val="1A1A1A"/>
-                <w:sz w:val="20"/>
-                <w:szCs w:val="20"/>
-              </w:rPr>
-              <w:t xml:space="preserve">A family’s truck is worth $16,800 today. That is 60% of the price they paid for it.</w:t>
-            </w:r>
-          </w:p>
-          <w:p>
-            <w:pPr>
-              <w:keepNext/>
-              <w:spacing w:before="0" w:after="40" w:line="252" w:lineRule="auto"/>
-              <w:ind w:left="432"/>
-            </w:pPr>
-            <w:r>
-              <w:rPr>
-                <w:rFonts w:ascii="Avenir Next" w:hAnsi="Avenir Next" w:cs="Avenir Next" w:eastAsia="Avenir Next"/>
-                <w:b/>
-                <w:color w:val="003A70"/>
-                <w:sz w:val="17"/>
-                <w:szCs w:val="17"/>
-              </w:rPr>
-              <w:t xml:space="preserve">Hint  </w:t>
-            </w:r>
-            <w:r>
-              <w:rPr>
-                <w:rFonts w:ascii="Avenir Next" w:hAnsi="Avenir Next" w:cs="Avenir Next" w:eastAsia="Avenir Next"/>
-                <w:i/>
-                <w:color w:val="5A5F66"/>
-                <w:sz w:val="17"/>
-                <w:szCs w:val="17"/>
-              </w:rPr>
-              <w:t xml:space="preserve">Today’s value is the part; the price paid is the whole.</w:t>
+                <w:sz w:val="21"/>
+                <w:szCs w:val="21"/>
+              </w:rPr>
+              <w:t xml:space="preserve">A family’s truck is worth $16,800 today. That is 60% of the price they paid.</w:t>
             </w:r>
           </w:p>
           <w:p>
@@ -1562,8 +1518,8 @@
                 <w:rFonts w:ascii="Avenir Next" w:hAnsi="Avenir Next" w:cs="Avenir Next" w:eastAsia="Avenir Next"/>
                 <w:b/>
                 <w:color w:val="003A70"/>
-                <w:sz w:val="20"/>
-                <w:szCs w:val="20"/>
+                <w:sz w:val="21"/>
+                <w:szCs w:val="21"/>
               </w:rPr>
               <w:t xml:space="preserve">a.</w:t>
             </w:r>
@@ -1571,8 +1527,8 @@
               <w:rPr>
                 <w:rFonts w:ascii="Avenir Next" w:hAnsi="Avenir Next" w:cs="Avenir Next" w:eastAsia="Avenir Next"/>
                 <w:color w:val="1A1A1A"/>
-                <w:sz w:val="20"/>
-                <w:szCs w:val="20"/>
+                <w:sz w:val="21"/>
+                <w:szCs w:val="21"/>
               </w:rPr>
               <w:tab/>
             </w:r>
@@ -1580,8 +1536,8 @@
               <w:rPr>
                 <w:rFonts w:ascii="Avenir Next" w:hAnsi="Avenir Next" w:cs="Avenir Next" w:eastAsia="Avenir Next"/>
                 <w:color w:val="1A1A1A"/>
-                <w:sz w:val="20"/>
-                <w:szCs w:val="20"/>
+                <w:sz w:val="21"/>
+                <w:szCs w:val="21"/>
               </w:rPr>
               <w:t xml:space="preserve">Write an equation using </w:t>
             </w:r>
@@ -1590,8 +1546,8 @@
                 <w:rFonts w:ascii="Avenir Next" w:hAnsi="Avenir Next" w:cs="Avenir Next" w:eastAsia="Avenir Next"/>
                 <w:i/>
                 <w:color w:val="1A1A1A"/>
-                <w:sz w:val="20"/>
-                <w:szCs w:val="20"/>
+                <w:sz w:val="21"/>
+                <w:szCs w:val="21"/>
               </w:rPr>
               <w:t xml:space="preserve">w</w:t>
             </w:r>
@@ -1599,8 +1555,8 @@
               <w:rPr>
                 <w:rFonts w:ascii="Avenir Next" w:hAnsi="Avenir Next" w:cs="Avenir Next" w:eastAsia="Avenir Next"/>
                 <w:color w:val="1A1A1A"/>
-                <w:sz w:val="20"/>
-                <w:szCs w:val="20"/>
+                <w:sz w:val="21"/>
+                <w:szCs w:val="21"/>
               </w:rPr>
               <w:t xml:space="preserve"> for the price paid.</w:t>
             </w:r>
@@ -1608,8 +1564,8 @@
               <w:rPr>
                 <w:rFonts w:ascii="Avenir Next" w:hAnsi="Avenir Next" w:cs="Avenir Next" w:eastAsia="Avenir Next"/>
                 <w:color w:val="1A1A1A"/>
-                <w:sz w:val="20"/>
-                <w:szCs w:val="20"/>
+                <w:sz w:val="21"/>
+                <w:szCs w:val="21"/>
               </w:rPr>
               <w:t xml:space="preserve">  </w:t>
             </w:r>
@@ -1617,8 +1573,8 @@
               <w:rPr>
                 <w:rFonts w:ascii="Avenir Next" w:hAnsi="Avenir Next" w:cs="Avenir Next" w:eastAsia="Avenir Next"/>
                 <w:color w:val="1A1A1A"/>
-                <w:sz w:val="20"/>
-                <w:szCs w:val="20"/>
+                <w:sz w:val="21"/>
+                <w:szCs w:val="21"/>
                 <w:u w:val="single"/>
               </w:rPr>
               <w:t xml:space="preserve">                      </w:t>
@@ -1638,8 +1594,8 @@
                 <w:rFonts w:ascii="Avenir Next" w:hAnsi="Avenir Next" w:cs="Avenir Next" w:eastAsia="Avenir Next"/>
                 <w:b/>
                 <w:color w:val="003A70"/>
-                <w:sz w:val="20"/>
-                <w:szCs w:val="20"/>
+                <w:sz w:val="21"/>
+                <w:szCs w:val="21"/>
               </w:rPr>
               <w:t xml:space="preserve">b.</w:t>
             </w:r>
@@ -1647,8 +1603,8 @@
               <w:rPr>
                 <w:rFonts w:ascii="Avenir Next" w:hAnsi="Avenir Next" w:cs="Avenir Next" w:eastAsia="Avenir Next"/>
                 <w:color w:val="1A1A1A"/>
-                <w:sz w:val="20"/>
-                <w:szCs w:val="20"/>
+                <w:sz w:val="21"/>
+                <w:szCs w:val="21"/>
               </w:rPr>
               <w:tab/>
             </w:r>
@@ -1656,8 +1612,8 @@
               <w:rPr>
                 <w:rFonts w:ascii="Avenir Next" w:hAnsi="Avenir Next" w:cs="Avenir Next" w:eastAsia="Avenir Next"/>
                 <w:color w:val="1A1A1A"/>
-                <w:sz w:val="20"/>
-                <w:szCs w:val="20"/>
+                <w:sz w:val="21"/>
+                <w:szCs w:val="21"/>
               </w:rPr>
               <w:t xml:space="preserve">Solve: </w:t>
             </w:r>
@@ -1666,8 +1622,8 @@
                 <w:rFonts w:ascii="Avenir Next" w:hAnsi="Avenir Next" w:cs="Avenir Next" w:eastAsia="Avenir Next"/>
                 <w:i/>
                 <w:color w:val="1A1A1A"/>
-                <w:sz w:val="20"/>
-                <w:szCs w:val="20"/>
+                <w:sz w:val="21"/>
+                <w:szCs w:val="21"/>
               </w:rPr>
               <w:t xml:space="preserve">w</w:t>
             </w:r>
@@ -1675,8 +1631,8 @@
               <w:rPr>
                 <w:rFonts w:ascii="Avenir Next" w:hAnsi="Avenir Next" w:cs="Avenir Next" w:eastAsia="Avenir Next"/>
                 <w:color w:val="1A1A1A"/>
-                <w:sz w:val="20"/>
-                <w:szCs w:val="20"/>
+                <w:sz w:val="21"/>
+                <w:szCs w:val="21"/>
               </w:rPr>
               <w:t xml:space="preserve"> =</w:t>
             </w:r>
@@ -1684,8 +1640,8 @@
               <w:rPr>
                 <w:rFonts w:ascii="Avenir Next" w:hAnsi="Avenir Next" w:cs="Avenir Next" w:eastAsia="Avenir Next"/>
                 <w:color w:val="1A1A1A"/>
-                <w:sz w:val="20"/>
-                <w:szCs w:val="20"/>
+                <w:sz w:val="21"/>
+                <w:szCs w:val="21"/>
               </w:rPr>
               <w:t xml:space="preserve">  </w:t>
             </w:r>
@@ -1693,75 +1649,12 @@
               <w:rPr>
                 <w:rFonts w:ascii="Avenir Next" w:hAnsi="Avenir Next" w:cs="Avenir Next" w:eastAsia="Avenir Next"/>
                 <w:color w:val="1A1A1A"/>
-                <w:sz w:val="20"/>
-                <w:szCs w:val="20"/>
+                <w:sz w:val="21"/>
+                <w:szCs w:val="21"/>
                 <w:u w:val="single"/>
               </w:rPr>
               <w:t xml:space="preserve">                      </w:t>
             </w:r>
-          </w:p>
-          <w:p>
-            <w:pPr>
-              <w:spacing w:before="0" w:after="0" w:line="60" w:lineRule="auto"/>
-            </w:pPr>
-          </w:p>
-          <w:tbl>
-            <w:tblPr>
-              <w:tblInd w:w="432" w:type="dxa"/>
-              <w:tblW w:w="9072" w:type="dxa"/>
-              <w:jc w:val="left"/>
-              <w:tblBorders>
-                <w:top w:val="single" w:sz="4" w:space="0" w:color="8A9099"/>
-                <w:left w:val="single" w:sz="4" w:space="0" w:color="8A9099"/>
-                <w:bottom w:val="single" w:sz="4" w:space="0" w:color="8A9099"/>
-                <w:right w:val="single" w:sz="4" w:space="0" w:color="8A9099"/>
-                <w:insideH w:val="nil"/>
-                <w:insideV w:val="nil"/>
-              </w:tblBorders>
-              <w:tblLayout w:type="fixed"/>
-              <w:tblCellMar>
-                <w:top w:w="50" w:type="dxa"/>
-                <w:left w:w="100" w:type="dxa"/>
-                <w:bottom w:w="50" w:type="dxa"/>
-                <w:right w:w="100" w:type="dxa"/>
-              </w:tblCellMar>
-              <w:tblLook w:val="0000" w:firstRow="0" w:lastRow="0" w:firstColumn="0" w:lastColumn="0" w:noHBand="1" w:noVBand="1"/>
-            </w:tblPr>
-            <w:tblGrid>
-              <w:gridCol w:w="9072"/>
-            </w:tblGrid>
-            <w:tr>
-              <w:trPr>
-                <w:cantSplit/>
-                <w:trHeight w:val="820" w:hRule="atLeast"/>
-              </w:trPr>
-              <w:tc>
-                <w:tcPr>
-                  <w:tcW w:w="9072" w:type="dxa"/>
-                  <w:vAlign w:val="top"/>
-                </w:tcPr>
-                <w:p>
-                  <w:pPr>
-                    <w:spacing w:before="0" w:after="0" w:line="240" w:lineRule="auto"/>
-                  </w:pPr>
-                  <w:r>
-                    <w:rPr>
-                      <w:rFonts w:ascii="Avenir Next" w:hAnsi="Avenir Next" w:cs="Avenir Next" w:eastAsia="Avenir Next"/>
-                      <w:i/>
-                      <w:color w:val="8A9099"/>
-                      <w:sz w:val="14"/>
-                      <w:szCs w:val="14"/>
-                    </w:rPr>
-                    <w:t xml:space="preserve">Show your work.</w:t>
-                  </w:r>
-                </w:p>
-              </w:tc>
-            </w:tr>
-          </w:tbl>
-          <w:p>
-            <w:pPr>
-              <w:spacing w:before="0" w:after="0" w:line="24" w:lineRule="auto"/>
-            </w:pPr>
           </w:p>
         </w:tc>
       </w:tr>
@@ -1824,8 +1717,8 @@
                 <w:rFonts w:ascii="Avenir Next" w:hAnsi="Avenir Next" w:cs="Avenir Next" w:eastAsia="Avenir Next"/>
                 <w:b/>
                 <w:color w:val="1A1A1A"/>
-                <w:sz w:val="20"/>
-                <w:szCs w:val="20"/>
+                <w:sz w:val="21"/>
+                <w:szCs w:val="21"/>
               </w:rPr>
               <w:t xml:space="preserve">3.</w:t>
             </w:r>
@@ -1833,8 +1726,8 @@
               <w:rPr>
                 <w:rFonts w:ascii="Avenir Next" w:hAnsi="Avenir Next" w:cs="Avenir Next" w:eastAsia="Avenir Next"/>
                 <w:color w:val="1A1A1A"/>
-                <w:sz w:val="20"/>
-                <w:szCs w:val="20"/>
+                <w:sz w:val="21"/>
+                <w:szCs w:val="21"/>
               </w:rPr>
               <w:tab/>
             </w:r>
@@ -1843,8 +1736,8 @@
                 <w:rFonts w:ascii="Avenir Next" w:hAnsi="Avenir Next" w:cs="Avenir Next" w:eastAsia="Avenir Next"/>
                 <w:b/>
                 <w:color w:val="1A1A1A"/>
-                <w:sz w:val="20"/>
-                <w:szCs w:val="20"/>
+                <w:sz w:val="21"/>
+                <w:szCs w:val="21"/>
               </w:rPr>
               <w:t xml:space="preserve">Concert Ticket.  </w:t>
             </w:r>
@@ -1852,10 +1745,37 @@
               <w:rPr>
                 <w:rFonts w:ascii="Avenir Next" w:hAnsi="Avenir Next" w:cs="Avenir Next" w:eastAsia="Avenir Next"/>
                 <w:color w:val="1A1A1A"/>
-                <w:sz w:val="20"/>
-                <w:szCs w:val="20"/>
+                <w:sz w:val="21"/>
+                <w:szCs w:val="21"/>
               </w:rPr>
               <w:t xml:space="preserve">A balcony ticket costs $66. That is 40% of the front-row price. Find the front-row price.</w:t>
+            </w:r>
+          </w:p>
+          <w:p>
+            <w:pPr>
+              <w:keepNext/>
+              <w:spacing w:before="0" w:after="40" w:line="252" w:lineRule="auto"/>
+              <w:ind w:left="432"/>
+            </w:pPr>
+            <w:r>
+              <w:rPr>
+                <w:rFonts w:ascii="Avenir Next" w:hAnsi="Avenir Next" w:cs="Avenir Next" w:eastAsia="Avenir Next"/>
+                <w:b/>
+                <w:color w:val="003A70"/>
+                <w:sz w:val="18"/>
+                <w:szCs w:val="18"/>
+              </w:rPr>
+              <w:t xml:space="preserve">Hint  </w:t>
+            </w:r>
+            <w:r>
+              <w:rPr>
+                <w:rFonts w:ascii="Avenir Next" w:hAnsi="Avenir Next" w:cs="Avenir Next" w:eastAsia="Avenir Next"/>
+                <w:i/>
+                <w:color w:val="5A5F66"/>
+                <w:sz w:val="18"/>
+                <w:szCs w:val="18"/>
+              </w:rPr>
+              <w:t xml:space="preserve">Divide 66 by 0.4.</w:t>
             </w:r>
           </w:p>
           <w:p>
@@ -1891,7 +1811,7 @@
             <w:tr>
               <w:trPr>
                 <w:cantSplit/>
-                <w:trHeight w:val="820" w:hRule="atLeast"/>
+                <w:trHeight w:val="1000" w:hRule="atLeast"/>
               </w:trPr>
               <w:tc>
                 <w:tcPr>
@@ -1964,8 +1884,8 @@
                 <w:rFonts w:ascii="Avenir Next" w:hAnsi="Avenir Next" w:cs="Avenir Next" w:eastAsia="Avenir Next"/>
                 <w:b/>
                 <w:color w:val="1A1A1A"/>
-                <w:sz w:val="20"/>
-                <w:szCs w:val="20"/>
+                <w:sz w:val="21"/>
+                <w:szCs w:val="21"/>
               </w:rPr>
               <w:t xml:space="preserve">4.</w:t>
             </w:r>
@@ -1973,8 +1893,8 @@
               <w:rPr>
                 <w:rFonts w:ascii="Avenir Next" w:hAnsi="Avenir Next" w:cs="Avenir Next" w:eastAsia="Avenir Next"/>
                 <w:color w:val="1A1A1A"/>
-                <w:sz w:val="20"/>
-                <w:szCs w:val="20"/>
+                <w:sz w:val="21"/>
+                <w:szCs w:val="21"/>
               </w:rPr>
               <w:tab/>
             </w:r>
@@ -1983,8 +1903,8 @@
                 <w:rFonts w:ascii="Avenir Next" w:hAnsi="Avenir Next" w:cs="Avenir Next" w:eastAsia="Avenir Next"/>
                 <w:b/>
                 <w:color w:val="1A1A1A"/>
-                <w:sz w:val="20"/>
-                <w:szCs w:val="20"/>
+                <w:sz w:val="21"/>
+                <w:szCs w:val="21"/>
               </w:rPr>
               <w:t xml:space="preserve">Practice Minutes.  </w:t>
             </w:r>
@@ -1992,8 +1912,8 @@
               <w:rPr>
                 <w:rFonts w:ascii="Avenir Next" w:hAnsi="Avenir Next" w:cs="Avenir Next" w:eastAsia="Avenir Next"/>
                 <w:color w:val="1A1A1A"/>
-                <w:sz w:val="20"/>
-                <w:szCs w:val="20"/>
+                <w:sz w:val="21"/>
+                <w:szCs w:val="21"/>
               </w:rPr>
               <w:t xml:space="preserve">Ayla practiced 72 minutes. That is 80% of her weekly goal.</w:t>
             </w:r>
@@ -2012,8 +1932,8 @@
                 <w:rFonts w:ascii="Avenir Next" w:hAnsi="Avenir Next" w:cs="Avenir Next" w:eastAsia="Avenir Next"/>
                 <w:b/>
                 <w:color w:val="003A70"/>
-                <w:sz w:val="20"/>
-                <w:szCs w:val="20"/>
+                <w:sz w:val="21"/>
+                <w:szCs w:val="21"/>
               </w:rPr>
               <w:t xml:space="preserve">a.</w:t>
             </w:r>
@@ -2021,8 +1941,8 @@
               <w:rPr>
                 <w:rFonts w:ascii="Avenir Next" w:hAnsi="Avenir Next" w:cs="Avenir Next" w:eastAsia="Avenir Next"/>
                 <w:color w:val="1A1A1A"/>
-                <w:sz w:val="20"/>
-                <w:szCs w:val="20"/>
+                <w:sz w:val="21"/>
+                <w:szCs w:val="21"/>
               </w:rPr>
               <w:tab/>
             </w:r>
@@ -2030,8 +1950,8 @@
               <w:rPr>
                 <w:rFonts w:ascii="Avenir Next" w:hAnsi="Avenir Next" w:cs="Avenir Next" w:eastAsia="Avenir Next"/>
                 <w:color w:val="1A1A1A"/>
-                <w:sz w:val="20"/>
-                <w:szCs w:val="20"/>
+                <w:sz w:val="21"/>
+                <w:szCs w:val="21"/>
               </w:rPr>
               <w:t xml:space="preserve">Goal</w:t>
             </w:r>
@@ -2039,8 +1959,8 @@
               <w:rPr>
                 <w:rFonts w:ascii="Avenir Next" w:hAnsi="Avenir Next" w:cs="Avenir Next" w:eastAsia="Avenir Next"/>
                 <w:color w:val="1A1A1A"/>
-                <w:sz w:val="20"/>
-                <w:szCs w:val="20"/>
+                <w:sz w:val="21"/>
+                <w:szCs w:val="21"/>
               </w:rPr>
               <w:t xml:space="preserve">  </w:t>
             </w:r>
@@ -2048,8 +1968,8 @@
               <w:rPr>
                 <w:rFonts w:ascii="Avenir Next" w:hAnsi="Avenir Next" w:cs="Avenir Next" w:eastAsia="Avenir Next"/>
                 <w:color w:val="1A1A1A"/>
-                <w:sz w:val="20"/>
-                <w:szCs w:val="20"/>
+                <w:sz w:val="21"/>
+                <w:szCs w:val="21"/>
                 <w:u w:val="single"/>
               </w:rPr>
               <w:t xml:space="preserve">                      </w:t>
@@ -2069,8 +1989,8 @@
                 <w:rFonts w:ascii="Avenir Next" w:hAnsi="Avenir Next" w:cs="Avenir Next" w:eastAsia="Avenir Next"/>
                 <w:b/>
                 <w:color w:val="003A70"/>
-                <w:sz w:val="20"/>
-                <w:szCs w:val="20"/>
+                <w:sz w:val="21"/>
+                <w:szCs w:val="21"/>
               </w:rPr>
               <w:t xml:space="preserve">b.</w:t>
             </w:r>
@@ -2078,8 +1998,8 @@
               <w:rPr>
                 <w:rFonts w:ascii="Avenir Next" w:hAnsi="Avenir Next" w:cs="Avenir Next" w:eastAsia="Avenir Next"/>
                 <w:color w:val="1A1A1A"/>
-                <w:sz w:val="20"/>
-                <w:szCs w:val="20"/>
+                <w:sz w:val="21"/>
+                <w:szCs w:val="21"/>
               </w:rPr>
               <w:tab/>
             </w:r>
@@ -2087,8 +2007,8 @@
               <w:rPr>
                 <w:rFonts w:ascii="Avenir Next" w:hAnsi="Avenir Next" w:cs="Avenir Next" w:eastAsia="Avenir Next"/>
                 <w:color w:val="1A1A1A"/>
-                <w:sz w:val="20"/>
-                <w:szCs w:val="20"/>
+                <w:sz w:val="21"/>
+                <w:szCs w:val="21"/>
               </w:rPr>
               <w:t xml:space="preserve">Minutes still needed</w:t>
             </w:r>
@@ -2096,8 +2016,8 @@
               <w:rPr>
                 <w:rFonts w:ascii="Avenir Next" w:hAnsi="Avenir Next" w:cs="Avenir Next" w:eastAsia="Avenir Next"/>
                 <w:color w:val="1A1A1A"/>
-                <w:sz w:val="20"/>
-                <w:szCs w:val="20"/>
+                <w:sz w:val="21"/>
+                <w:szCs w:val="21"/>
               </w:rPr>
               <w:t xml:space="preserve">  </w:t>
             </w:r>
@@ -2105,8 +2025,8 @@
               <w:rPr>
                 <w:rFonts w:ascii="Avenir Next" w:hAnsi="Avenir Next" w:cs="Avenir Next" w:eastAsia="Avenir Next"/>
                 <w:color w:val="1A1A1A"/>
-                <w:sz w:val="20"/>
-                <w:szCs w:val="20"/>
+                <w:sz w:val="21"/>
+                <w:szCs w:val="21"/>
                 <w:u w:val="single"/>
               </w:rPr>
               <w:t xml:space="preserve">                      </w:t>
@@ -2145,7 +2065,7 @@
             <w:tr>
               <w:trPr>
                 <w:cantSplit/>
-                <w:trHeight w:val="820" w:hRule="atLeast"/>
+                <w:trHeight w:val="1000" w:hRule="atLeast"/>
               </w:trPr>
               <w:tc>
                 <w:tcPr>
@@ -2174,6 +2094,400 @@
             <w:pPr>
               <w:spacing w:before="0" w:after="0" w:line="24" w:lineRule="auto"/>
             </w:pPr>
+          </w:p>
+        </w:tc>
+      </w:tr>
+    </w:tbl>
+    <w:p>
+      <w:pPr>
+        <w:spacing w:before="0" w:after="0" w:line="20" w:lineRule="exact"/>
+      </w:pPr>
+    </w:p>
+    <w:p>
+      <w:pPr>
+        <w:spacing w:before="0" w:after="0" w:line="20" w:lineRule="exact"/>
+      </w:pPr>
+    </w:p>
+    <w:tbl>
+      <w:tblPr>
+        <w:tblW w:w="9504" w:type="dxa"/>
+        <w:jc w:val="left"/>
+        <w:tblBorders>
+          <w:top w:val="nil"/>
+          <w:left w:val="nil"/>
+          <w:bottom w:val="nil"/>
+          <w:right w:val="nil"/>
+          <w:insideH w:val="nil"/>
+          <w:insideV w:val="nil"/>
+        </w:tblBorders>
+        <w:tblLayout w:type="fixed"/>
+        <w:tblCellMar>
+          <w:top w:w="0" w:type="dxa"/>
+          <w:left w:w="0" w:type="dxa"/>
+          <w:bottom w:w="0" w:type="dxa"/>
+          <w:right w:w="260" w:type="dxa"/>
+        </w:tblCellMar>
+        <w:tblLook w:val="0000" w:firstRow="0" w:lastRow="0" w:firstColumn="0" w:lastColumn="0" w:noHBand="1" w:noVBand="1"/>
+      </w:tblPr>
+      <w:tblGrid>
+        <w:gridCol w:w="4752"/>
+        <w:gridCol w:w="4752"/>
+      </w:tblGrid>
+      <w:tr>
+        <w:trPr>
+          <w:cantSplit/>
+        </w:trPr>
+        <w:tc>
+          <w:tcPr>
+            <w:tcW w:w="4752" w:type="dxa"/>
+            <w:vAlign w:val="top"/>
+          </w:tcPr>
+          <w:p>
+            <w:pPr>
+              <w:keepNext/>
+              <w:tabs>
+                <w:tab w:val="left" w:pos="432"/>
+              </w:tabs>
+              <w:spacing w:before="90" w:after="40" w:line="268" w:lineRule="auto"/>
+              <w:ind w:left="432" w:hanging="432"/>
+            </w:pPr>
+            <w:r>
+              <w:rPr>
+                <w:rFonts w:ascii="Avenir Next" w:hAnsi="Avenir Next" w:cs="Avenir Next" w:eastAsia="Avenir Next"/>
+                <w:b/>
+                <w:color w:val="1A1A1A"/>
+                <w:sz w:val="21"/>
+                <w:szCs w:val="21"/>
+              </w:rPr>
+              <w:t xml:space="preserve">5.</w:t>
+            </w:r>
+            <w:r>
+              <w:rPr>
+                <w:rFonts w:ascii="Avenir Next" w:hAnsi="Avenir Next" w:cs="Avenir Next" w:eastAsia="Avenir Next"/>
+                <w:color w:val="1A1A1A"/>
+                <w:sz w:val="21"/>
+                <w:szCs w:val="21"/>
+              </w:rPr>
+              <w:tab/>
+            </w:r>
+            <w:r>
+              <w:rPr>
+                <w:rFonts w:ascii="Avenir Next" w:hAnsi="Avenir Next" w:cs="Avenir Next" w:eastAsia="Avenir Next"/>
+                <w:b/>
+                <w:color w:val="1A1A1A"/>
+                <w:sz w:val="21"/>
+                <w:szCs w:val="21"/>
+              </w:rPr>
+              <w:t xml:space="preserve">Fundraiser.  </w:t>
+            </w:r>
+            <w:r>
+              <w:rPr>
+                <w:rFonts w:ascii="Avenir Next" w:hAnsi="Avenir Next" w:cs="Avenir Next" w:eastAsia="Avenir Next"/>
+                <w:color w:val="1A1A1A"/>
+                <w:sz w:val="21"/>
+                <w:szCs w:val="21"/>
+              </w:rPr>
+              <w:t xml:space="preserve">A team raised $273. That is 65% of its goal. Write and solve an equation for the goal.</w:t>
+            </w:r>
+          </w:p>
+          <w:p>
+            <w:pPr>
+              <w:keepNext/>
+              <w:spacing w:before="0" w:after="40" w:line="252" w:lineRule="auto"/>
+              <w:ind w:left="432"/>
+            </w:pPr>
+            <w:r>
+              <w:rPr>
+                <w:rFonts w:ascii="Avenir Next" w:hAnsi="Avenir Next" w:cs="Avenir Next" w:eastAsia="Avenir Next"/>
+                <w:b/>
+                <w:color w:val="003A70"/>
+                <w:sz w:val="18"/>
+                <w:szCs w:val="18"/>
+              </w:rPr>
+              <w:t xml:space="preserve">Hint  </w:t>
+            </w:r>
+            <w:r>
+              <w:rPr>
+                <w:rFonts w:ascii="Avenir Next" w:hAnsi="Avenir Next" w:cs="Avenir Next" w:eastAsia="Avenir Next"/>
+                <w:i/>
+                <w:color w:val="5A5F66"/>
+                <w:sz w:val="18"/>
+                <w:szCs w:val="18"/>
+              </w:rPr>
+              <w:t xml:space="preserve">Divide the part by 0.65.</w:t>
+            </w:r>
+          </w:p>
+          <w:p>
+            <w:pPr>
+              <w:spacing w:before="0" w:after="0" w:line="60" w:lineRule="auto"/>
+            </w:pPr>
+          </w:p>
+          <w:tbl>
+            <w:tblPr>
+              <w:tblInd w:w="432" w:type="dxa"/>
+              <w:tblW w:w="4060" w:type="dxa"/>
+              <w:jc w:val="left"/>
+              <w:tblBorders>
+                <w:top w:val="single" w:sz="4" w:space="0" w:color="8A9099"/>
+                <w:left w:val="single" w:sz="4" w:space="0" w:color="8A9099"/>
+                <w:bottom w:val="single" w:sz="4" w:space="0" w:color="8A9099"/>
+                <w:right w:val="single" w:sz="4" w:space="0" w:color="8A9099"/>
+                <w:insideH w:val="nil"/>
+                <w:insideV w:val="nil"/>
+              </w:tblBorders>
+              <w:tblLayout w:type="fixed"/>
+              <w:tblCellMar>
+                <w:top w:w="50" w:type="dxa"/>
+                <w:left w:w="100" w:type="dxa"/>
+                <w:bottom w:w="50" w:type="dxa"/>
+                <w:right w:w="100" w:type="dxa"/>
+              </w:tblCellMar>
+              <w:tblLook w:val="0000" w:firstRow="0" w:lastRow="0" w:firstColumn="0" w:lastColumn="0" w:noHBand="1" w:noVBand="1"/>
+            </w:tblPr>
+            <w:tblGrid>
+              <w:gridCol w:w="4060"/>
+            </w:tblGrid>
+            <w:tr>
+              <w:trPr>
+                <w:cantSplit/>
+                <w:trHeight w:val="1000" w:hRule="atLeast"/>
+              </w:trPr>
+              <w:tc>
+                <w:tcPr>
+                  <w:tcW w:w="4060" w:type="dxa"/>
+                  <w:vAlign w:val="top"/>
+                </w:tcPr>
+                <w:p>
+                  <w:pPr>
+                    <w:spacing w:before="0" w:after="0" w:line="240" w:lineRule="auto"/>
+                  </w:pPr>
+                  <w:r>
+                    <w:rPr>
+                      <w:rFonts w:ascii="Avenir Next" w:hAnsi="Avenir Next" w:cs="Avenir Next" w:eastAsia="Avenir Next"/>
+                      <w:i/>
+                      <w:color w:val="8A9099"/>
+                      <w:sz w:val="14"/>
+                      <w:szCs w:val="14"/>
+                    </w:rPr>
+                    <w:t xml:space="preserve">Show your work.</w:t>
+                  </w:r>
+                </w:p>
+              </w:tc>
+            </w:tr>
+          </w:tbl>
+          <w:p>
+            <w:pPr>
+              <w:tabs>
+                <w:tab w:val="right" w:leader="underscore" w:pos="4492"/>
+              </w:tabs>
+              <w:spacing w:before="90" w:after="40" w:line="264" w:lineRule="auto"/>
+              <w:ind w:left="432"/>
+            </w:pPr>
+            <w:r>
+              <w:rPr>
+                <w:rFonts w:ascii="Avenir Next" w:hAnsi="Avenir Next" w:cs="Avenir Next" w:eastAsia="Avenir Next"/>
+                <w:b/>
+                <w:color w:val="1A1A1A"/>
+                <w:sz w:val="18"/>
+                <w:szCs w:val="18"/>
+              </w:rPr>
+              <w:t xml:space="preserve">Goal</w:t>
+            </w:r>
+            <w:r>
+              <w:rPr>
+                <w:rFonts w:ascii="Avenir Next" w:hAnsi="Avenir Next" w:cs="Avenir Next" w:eastAsia="Avenir Next"/>
+                <w:color w:val="1A1A1A"/>
+                <w:sz w:val="18"/>
+                <w:szCs w:val="18"/>
+              </w:rPr>
+              <w:tab/>
+            </w:r>
+          </w:p>
+        </w:tc>
+        <w:tc>
+          <w:tcPr>
+            <w:tcW w:w="4752" w:type="dxa"/>
+            <w:vAlign w:val="top"/>
+          </w:tcPr>
+          <w:p>
+            <w:pPr>
+              <w:keepNext/>
+              <w:tabs>
+                <w:tab w:val="left" w:pos="432"/>
+              </w:tabs>
+              <w:spacing w:before="90" w:after="40" w:line="268" w:lineRule="auto"/>
+              <w:ind w:left="432" w:hanging="432"/>
+            </w:pPr>
+            <w:r>
+              <w:rPr>
+                <w:rFonts w:ascii="Avenir Next" w:hAnsi="Avenir Next" w:cs="Avenir Next" w:eastAsia="Avenir Next"/>
+                <w:b/>
+                <w:color w:val="1A1A1A"/>
+                <w:sz w:val="21"/>
+                <w:szCs w:val="21"/>
+              </w:rPr>
+              <w:t xml:space="preserve">6.</w:t>
+            </w:r>
+            <w:r>
+              <w:rPr>
+                <w:rFonts w:ascii="Avenir Next" w:hAnsi="Avenir Next" w:cs="Avenir Next" w:eastAsia="Avenir Next"/>
+                <w:color w:val="1A1A1A"/>
+                <w:sz w:val="21"/>
+                <w:szCs w:val="21"/>
+              </w:rPr>
+              <w:tab/>
+            </w:r>
+            <w:r>
+              <w:rPr>
+                <w:rFonts w:ascii="Avenir Next" w:hAnsi="Avenir Next" w:cs="Avenir Next" w:eastAsia="Avenir Next"/>
+                <w:b/>
+                <w:color w:val="1A1A1A"/>
+                <w:sz w:val="21"/>
+                <w:szCs w:val="21"/>
+              </w:rPr>
+              <w:t xml:space="preserve">Equation Claim.  </w:t>
+            </w:r>
+            <w:r>
+              <w:rPr>
+                <w:rFonts w:ascii="Avenir Next" w:hAnsi="Avenir Next" w:cs="Avenir Next" w:eastAsia="Avenir Next"/>
+                <w:color w:val="1A1A1A"/>
+                <w:sz w:val="21"/>
+                <w:szCs w:val="21"/>
+              </w:rPr>
+              <w:t xml:space="preserve">A shirt costs $24. It is 75% of the first price. Lucia wrote </w:t>
+            </w:r>
+            <w:r>
+              <w:rPr>
+                <w:rFonts w:ascii="Avenir Next" w:hAnsi="Avenir Next" w:cs="Avenir Next" w:eastAsia="Avenir Next"/>
+                <w:i/>
+                <w:color w:val="1A1A1A"/>
+                <w:sz w:val="21"/>
+                <w:szCs w:val="21"/>
+              </w:rPr>
+              <w:t xml:space="preserve">w</w:t>
+            </w:r>
+            <w:r>
+              <w:rPr>
+                <w:rFonts w:ascii="Avenir Next" w:hAnsi="Avenir Next" w:cs="Avenir Next" w:eastAsia="Avenir Next"/>
+                <w:color w:val="1A1A1A"/>
+                <w:sz w:val="21"/>
+                <w:szCs w:val="21"/>
+              </w:rPr>
+              <w:t xml:space="preserve"> = 0.75 × 24. Is she right? Write and solve the right equation.</w:t>
+            </w:r>
+          </w:p>
+          <w:p>
+            <w:pPr>
+              <w:keepNext/>
+              <w:spacing w:before="0" w:after="40" w:line="252" w:lineRule="auto"/>
+              <w:ind w:left="432"/>
+            </w:pPr>
+            <w:r>
+              <w:rPr>
+                <w:rFonts w:ascii="Avenir Next" w:hAnsi="Avenir Next" w:cs="Avenir Next" w:eastAsia="Avenir Next"/>
+                <w:b/>
+                <w:color w:val="003A70"/>
+                <w:sz w:val="18"/>
+                <w:szCs w:val="18"/>
+              </w:rPr>
+              <w:t xml:space="preserve">Hint  </w:t>
+            </w:r>
+            <w:r>
+              <w:rPr>
+                <w:rFonts w:ascii="Avenir Next" w:hAnsi="Avenir Next" w:cs="Avenir Next" w:eastAsia="Avenir Next"/>
+                <w:i/>
+                <w:color w:val="5A5F66"/>
+                <w:sz w:val="18"/>
+                <w:szCs w:val="18"/>
+              </w:rPr>
+              <w:t xml:space="preserve">Which number is the part?</w:t>
+            </w:r>
+          </w:p>
+          <w:p>
+            <w:pPr>
+              <w:spacing w:before="0" w:after="0" w:line="60" w:lineRule="auto"/>
+            </w:pPr>
+          </w:p>
+          <w:tbl>
+            <w:tblPr>
+              <w:tblInd w:w="432" w:type="dxa"/>
+              <w:tblW w:w="4060" w:type="dxa"/>
+              <w:jc w:val="left"/>
+              <w:tblBorders>
+                <w:top w:val="single" w:sz="4" w:space="0" w:color="8A9099"/>
+                <w:left w:val="single" w:sz="4" w:space="0" w:color="8A9099"/>
+                <w:bottom w:val="single" w:sz="4" w:space="0" w:color="8A9099"/>
+                <w:right w:val="single" w:sz="4" w:space="0" w:color="8A9099"/>
+                <w:insideH w:val="nil"/>
+                <w:insideV w:val="nil"/>
+              </w:tblBorders>
+              <w:tblLayout w:type="fixed"/>
+              <w:tblCellMar>
+                <w:top w:w="50" w:type="dxa"/>
+                <w:left w:w="100" w:type="dxa"/>
+                <w:bottom w:w="50" w:type="dxa"/>
+                <w:right w:w="100" w:type="dxa"/>
+              </w:tblCellMar>
+              <w:tblLook w:val="0000" w:firstRow="0" w:lastRow="0" w:firstColumn="0" w:lastColumn="0" w:noHBand="1" w:noVBand="1"/>
+            </w:tblPr>
+            <w:tblGrid>
+              <w:gridCol w:w="4060"/>
+            </w:tblGrid>
+            <w:tr>
+              <w:trPr>
+                <w:cantSplit/>
+                <w:trHeight w:val="1000" w:hRule="atLeast"/>
+              </w:trPr>
+              <w:tc>
+                <w:tcPr>
+                  <w:tcW w:w="4060" w:type="dxa"/>
+                  <w:vAlign w:val="top"/>
+                </w:tcPr>
+                <w:p>
+                  <w:pPr>
+                    <w:spacing w:before="0" w:after="0" w:line="240" w:lineRule="auto"/>
+                  </w:pPr>
+                  <w:r>
+                    <w:rPr>
+                      <w:rFonts w:ascii="Avenir Next" w:hAnsi="Avenir Next" w:cs="Avenir Next" w:eastAsia="Avenir Next"/>
+                      <w:i/>
+                      <w:color w:val="8A9099"/>
+                      <w:sz w:val="14"/>
+                      <w:szCs w:val="14"/>
+                    </w:rPr>
+                    <w:t xml:space="preserve">Show your work.</w:t>
+                  </w:r>
+                </w:p>
+              </w:tc>
+            </w:tr>
+          </w:tbl>
+          <w:p>
+            <w:pPr>
+              <w:tabs>
+                <w:tab w:val="right" w:leader="underscore" w:pos="4492"/>
+              </w:tabs>
+              <w:spacing w:before="90" w:after="40" w:line="264" w:lineRule="auto"/>
+              <w:ind w:left="432"/>
+            </w:pPr>
+            <w:r>
+              <w:rPr>
+                <w:rFonts w:ascii="Avenir Next" w:hAnsi="Avenir Next" w:cs="Avenir Next" w:eastAsia="Avenir Next"/>
+                <w:b/>
+                <w:color w:val="1A1A1A"/>
+                <w:sz w:val="18"/>
+                <w:szCs w:val="18"/>
+              </w:rPr>
+              <w:t xml:space="preserve">First price</w:t>
+            </w:r>
+            <w:r>
+              <w:rPr>
+                <w:rFonts w:ascii="Avenir Next" w:hAnsi="Avenir Next" w:cs="Avenir Next" w:eastAsia="Avenir Next"/>
+                <w:color w:val="1A1A1A"/>
+                <w:sz w:val="18"/>
+                <w:szCs w:val="18"/>
+              </w:rPr>
+              <w:tab/>
+            </w:r>
           </w:p>
         </w:tc>
       </w:tr>
@@ -2235,17 +2549,17 @@
                 <w:rFonts w:ascii="Avenir Next" w:hAnsi="Avenir Next" w:cs="Avenir Next" w:eastAsia="Avenir Next"/>
                 <w:b/>
                 <w:color w:val="1A1A1A"/>
-                <w:sz w:val="20"/>
-                <w:szCs w:val="20"/>
-              </w:rPr>
-              <w:t xml:space="preserve">5.</w:t>
-            </w:r>
-            <w:r>
-              <w:rPr>
-                <w:rFonts w:ascii="Avenir Next" w:hAnsi="Avenir Next" w:cs="Avenir Next" w:eastAsia="Avenir Next"/>
-                <w:color w:val="1A1A1A"/>
-                <w:sz w:val="20"/>
-                <w:szCs w:val="20"/>
+                <w:sz w:val="21"/>
+                <w:szCs w:val="21"/>
+              </w:rPr>
+              <w:t xml:space="preserve">7.</w:t>
+            </w:r>
+            <w:r>
+              <w:rPr>
+                <w:rFonts w:ascii="Avenir Next" w:hAnsi="Avenir Next" w:cs="Avenir Next" w:eastAsia="Avenir Next"/>
+                <w:color w:val="1A1A1A"/>
+                <w:sz w:val="21"/>
+                <w:szCs w:val="21"/>
               </w:rPr>
               <w:tab/>
             </w:r>
@@ -2254,19 +2568,19 @@
                 <w:rFonts w:ascii="Avenir Next" w:hAnsi="Avenir Next" w:cs="Avenir Next" w:eastAsia="Avenir Next"/>
                 <w:b/>
                 <w:color w:val="1A1A1A"/>
-                <w:sz w:val="20"/>
-                <w:szCs w:val="20"/>
-              </w:rPr>
-              <w:t xml:space="preserve">Fundraiser.  </w:t>
-            </w:r>
-            <w:r>
-              <w:rPr>
-                <w:rFonts w:ascii="Avenir Next" w:hAnsi="Avenir Next" w:cs="Avenir Next" w:eastAsia="Avenir Next"/>
-                <w:color w:val="1A1A1A"/>
-                <w:sz w:val="20"/>
-                <w:szCs w:val="20"/>
-              </w:rPr>
-              <w:t xml:space="preserve">A team has raised $273. That is 65% of its goal. Write and solve an equation to find the goal.</w:t>
+                <w:sz w:val="21"/>
+                <w:szCs w:val="21"/>
+              </w:rPr>
+              <w:t xml:space="preserve">Monthly Income.  </w:t>
+            </w:r>
+            <w:r>
+              <w:rPr>
+                <w:rFonts w:ascii="Avenir Next" w:hAnsi="Avenir Next" w:cs="Avenir Next" w:eastAsia="Avenir Next"/>
+                <w:color w:val="1A1A1A"/>
+                <w:sz w:val="21"/>
+                <w:szCs w:val="21"/>
+              </w:rPr>
+              <w:t xml:space="preserve">A family pays $1,120 in rent each month. That is 35% of their monthly income. Find the income. How much is left after rent? (Use the income for the code.)</w:t>
             </w:r>
           </w:p>
           <w:p>
@@ -2280,8 +2594,8 @@
                 <w:rFonts w:ascii="Avenir Next" w:hAnsi="Avenir Next" w:cs="Avenir Next" w:eastAsia="Avenir Next"/>
                 <w:b/>
                 <w:color w:val="003A70"/>
-                <w:sz w:val="17"/>
-                <w:szCs w:val="17"/>
+                <w:sz w:val="18"/>
+                <w:szCs w:val="18"/>
               </w:rPr>
               <w:t xml:space="preserve">Hint  </w:t>
             </w:r>
@@ -2290,10 +2604,10 @@
                 <w:rFonts w:ascii="Avenir Next" w:hAnsi="Avenir Next" w:cs="Avenir Next" w:eastAsia="Avenir Next"/>
                 <w:i/>
                 <w:color w:val="5A5F66"/>
-                <w:sz w:val="17"/>
-                <w:szCs w:val="17"/>
-              </w:rPr>
-              <w:t xml:space="preserve">Divide the part by 0.65.</w:t>
+                <w:sz w:val="18"/>
+                <w:szCs w:val="18"/>
+              </w:rPr>
+              <w:t xml:space="preserve">Solve for the income first, then subtract the rent.</w:t>
             </w:r>
           </w:p>
           <w:p>
@@ -2329,7 +2643,7 @@
             <w:tr>
               <w:trPr>
                 <w:cantSplit/>
-                <w:trHeight w:val="820" w:hRule="atLeast"/>
+                <w:trHeight w:val="1000" w:hRule="atLeast"/>
               </w:trPr>
               <w:tc>
                 <w:tcPr>
@@ -2370,7 +2684,7 @@
                 <w:sz w:val="18"/>
                 <w:szCs w:val="18"/>
               </w:rPr>
-              <w:t xml:space="preserve">Goal</w:t>
+              <w:t xml:space="preserve">Income, left</w:t>
             </w:r>
             <w:r>
               <w:rPr>
@@ -2442,17 +2756,17 @@
                 <w:rFonts w:ascii="Avenir Next" w:hAnsi="Avenir Next" w:cs="Avenir Next" w:eastAsia="Avenir Next"/>
                 <w:b/>
                 <w:color w:val="1A1A1A"/>
-                <w:sz w:val="20"/>
-                <w:szCs w:val="20"/>
-              </w:rPr>
-              <w:t xml:space="preserve">6.</w:t>
-            </w:r>
-            <w:r>
-              <w:rPr>
-                <w:rFonts w:ascii="Avenir Next" w:hAnsi="Avenir Next" w:cs="Avenir Next" w:eastAsia="Avenir Next"/>
-                <w:color w:val="1A1A1A"/>
-                <w:sz w:val="20"/>
-                <w:szCs w:val="20"/>
+                <w:sz w:val="21"/>
+                <w:szCs w:val="21"/>
+              </w:rPr>
+              <w:t xml:space="preserve">8.</w:t>
+            </w:r>
+            <w:r>
+              <w:rPr>
+                <w:rFonts w:ascii="Avenir Next" w:hAnsi="Avenir Next" w:cs="Avenir Next" w:eastAsia="Avenir Next"/>
+                <w:color w:val="1A1A1A"/>
+                <w:sz w:val="21"/>
+                <w:szCs w:val="21"/>
               </w:rPr>
               <w:tab/>
             </w:r>
@@ -2461,65 +2775,171 @@
                 <w:rFonts w:ascii="Avenir Next" w:hAnsi="Avenir Next" w:cs="Avenir Next" w:eastAsia="Avenir Next"/>
                 <w:b/>
                 <w:color w:val="1A1A1A"/>
-                <w:sz w:val="20"/>
-                <w:szCs w:val="20"/>
-              </w:rPr>
-              <w:t xml:space="preserve">Equation Claim.  </w:t>
-            </w:r>
-            <w:r>
-              <w:rPr>
-                <w:rFonts w:ascii="Avenir Next" w:hAnsi="Avenir Next" w:cs="Avenir Next" w:eastAsia="Avenir Next"/>
-                <w:color w:val="1A1A1A"/>
-                <w:sz w:val="20"/>
-                <w:szCs w:val="20"/>
-              </w:rPr>
-              <w:t xml:space="preserve">A shirt costs $24. That is 75% of its first price. Lucia wrote </w:t>
-            </w:r>
-            <w:r>
-              <w:rPr>
-                <w:rFonts w:ascii="Avenir Next" w:hAnsi="Avenir Next" w:cs="Avenir Next" w:eastAsia="Avenir Next"/>
-                <w:i/>
-                <w:color w:val="1A1A1A"/>
-                <w:sz w:val="20"/>
-                <w:szCs w:val="20"/>
-              </w:rPr>
-              <w:t xml:space="preserve">w</w:t>
-            </w:r>
-            <w:r>
-              <w:rPr>
-                <w:rFonts w:ascii="Avenir Next" w:hAnsi="Avenir Next" w:cs="Avenir Next" w:eastAsia="Avenir Next"/>
-                <w:color w:val="1A1A1A"/>
-                <w:sz w:val="20"/>
-                <w:szCs w:val="20"/>
-              </w:rPr>
-              <w:t xml:space="preserve"> = 0.75 × 24. Is her equation right? Write and solve a correct one.</w:t>
+                <w:sz w:val="21"/>
+                <w:szCs w:val="21"/>
+              </w:rPr>
+              <w:t xml:space="preserve">Two Discounts.  </w:t>
+            </w:r>
+            <w:r>
+              <w:rPr>
+                <w:rFonts w:ascii="Avenir Next" w:hAnsi="Avenir Next" w:cs="Avenir Next" w:eastAsia="Avenir Next"/>
+                <w:color w:val="1A1A1A"/>
+                <w:sz w:val="21"/>
+                <w:szCs w:val="21"/>
+              </w:rPr>
+              <w:t xml:space="preserve">A jacket sold for $72, which is 80% of its first price. Boots sold for $72, which is 45% of their first price.</w:t>
             </w:r>
           </w:p>
           <w:p>
             <w:pPr>
               <w:keepNext/>
-              <w:spacing w:before="0" w:after="40" w:line="252" w:lineRule="auto"/>
-              <w:ind w:left="432"/>
+              <w:tabs>
+                <w:tab w:val="left" w:pos="772"/>
+              </w:tabs>
+              <w:spacing w:before="0" w:after="60" w:line="276" w:lineRule="auto"/>
+              <w:ind w:left="772" w:hanging="340"/>
             </w:pPr>
             <w:r>
               <w:rPr>
                 <w:rFonts w:ascii="Avenir Next" w:hAnsi="Avenir Next" w:cs="Avenir Next" w:eastAsia="Avenir Next"/>
                 <w:b/>
                 <w:color w:val="003A70"/>
-                <w:sz w:val="17"/>
-                <w:szCs w:val="17"/>
-              </w:rPr>
-              <w:t xml:space="preserve">Hint  </w:t>
-            </w:r>
-            <w:r>
-              <w:rPr>
-                <w:rFonts w:ascii="Avenir Next" w:hAnsi="Avenir Next" w:cs="Avenir Next" w:eastAsia="Avenir Next"/>
-                <w:i/>
-                <w:color w:val="5A5F66"/>
-                <w:sz w:val="17"/>
-                <w:szCs w:val="17"/>
-              </w:rPr>
-              <w:t xml:space="preserve">Which number is the part?</w:t>
+                <w:sz w:val="21"/>
+                <w:szCs w:val="21"/>
+              </w:rPr>
+              <w:t xml:space="preserve">a.</w:t>
+            </w:r>
+            <w:r>
+              <w:rPr>
+                <w:rFonts w:ascii="Avenir Next" w:hAnsi="Avenir Next" w:cs="Avenir Next" w:eastAsia="Avenir Next"/>
+                <w:color w:val="1A1A1A"/>
+                <w:sz w:val="21"/>
+                <w:szCs w:val="21"/>
+              </w:rPr>
+              <w:tab/>
+            </w:r>
+            <w:r>
+              <w:rPr>
+                <w:rFonts w:ascii="Avenir Next" w:hAnsi="Avenir Next" w:cs="Avenir Next" w:eastAsia="Avenir Next"/>
+                <w:color w:val="1A1A1A"/>
+                <w:sz w:val="21"/>
+                <w:szCs w:val="21"/>
+              </w:rPr>
+              <w:t xml:space="preserve">Write and solve an equation for each first price.</w:t>
+            </w:r>
+            <w:r>
+              <w:rPr>
+                <w:rFonts w:ascii="Avenir Next" w:hAnsi="Avenir Next" w:cs="Avenir Next" w:eastAsia="Avenir Next"/>
+                <w:color w:val="1A1A1A"/>
+                <w:sz w:val="21"/>
+                <w:szCs w:val="21"/>
+              </w:rPr>
+              <w:t xml:space="preserve">  </w:t>
+            </w:r>
+            <w:r>
+              <w:rPr>
+                <w:rFonts w:ascii="Avenir Next" w:hAnsi="Avenir Next" w:cs="Avenir Next" w:eastAsia="Avenir Next"/>
+                <w:color w:val="1A1A1A"/>
+                <w:sz w:val="21"/>
+                <w:szCs w:val="21"/>
+                <w:u w:val="single"/>
+              </w:rPr>
+              <w:t xml:space="preserve">                      </w:t>
+            </w:r>
+          </w:p>
+          <w:p>
+            <w:pPr>
+              <w:keepNext/>
+              <w:tabs>
+                <w:tab w:val="left" w:pos="772"/>
+              </w:tabs>
+              <w:spacing w:before="0" w:after="60" w:line="276" w:lineRule="auto"/>
+              <w:ind w:left="772" w:hanging="340"/>
+            </w:pPr>
+            <w:r>
+              <w:rPr>
+                <w:rFonts w:ascii="Avenir Next" w:hAnsi="Avenir Next" w:cs="Avenir Next" w:eastAsia="Avenir Next"/>
+                <w:b/>
+                <w:color w:val="003A70"/>
+                <w:sz w:val="21"/>
+                <w:szCs w:val="21"/>
+              </w:rPr>
+              <w:t xml:space="preserve">b.</w:t>
+            </w:r>
+            <w:r>
+              <w:rPr>
+                <w:rFonts w:ascii="Avenir Next" w:hAnsi="Avenir Next" w:cs="Avenir Next" w:eastAsia="Avenir Next"/>
+                <w:color w:val="1A1A1A"/>
+                <w:sz w:val="21"/>
+                <w:szCs w:val="21"/>
+              </w:rPr>
+              <w:tab/>
+            </w:r>
+            <w:r>
+              <w:rPr>
+                <w:rFonts w:ascii="Avenir Next" w:hAnsi="Avenir Next" w:cs="Avenir Next" w:eastAsia="Avenir Next"/>
+                <w:color w:val="1A1A1A"/>
+                <w:sz w:val="21"/>
+                <w:szCs w:val="21"/>
+              </w:rPr>
+              <w:t xml:space="preserve">Which item was discounted more, and by how many dollars?</w:t>
+            </w:r>
+            <w:r>
+              <w:rPr>
+                <w:rFonts w:ascii="Avenir Next" w:hAnsi="Avenir Next" w:cs="Avenir Next" w:eastAsia="Avenir Next"/>
+                <w:color w:val="1A1A1A"/>
+                <w:sz w:val="21"/>
+                <w:szCs w:val="21"/>
+              </w:rPr>
+              <w:t xml:space="preserve">  </w:t>
+            </w:r>
+            <w:r>
+              <w:rPr>
+                <w:rFonts w:ascii="Avenir Next" w:hAnsi="Avenir Next" w:cs="Avenir Next" w:eastAsia="Avenir Next"/>
+                <w:color w:val="1A1A1A"/>
+                <w:sz w:val="21"/>
+                <w:szCs w:val="21"/>
+                <w:u w:val="single"/>
+              </w:rPr>
+              <w:t xml:space="preserve">                      </w:t>
+            </w:r>
+          </w:p>
+          <w:p>
+            <w:pPr>
+              <w:keepNext/>
+              <w:tabs>
+                <w:tab w:val="left" w:pos="772"/>
+              </w:tabs>
+              <w:spacing w:before="0" w:after="60" w:line="276" w:lineRule="auto"/>
+              <w:ind w:left="772" w:hanging="340"/>
+            </w:pPr>
+            <w:r>
+              <w:rPr>
+                <w:rFonts w:ascii="Avenir Next" w:hAnsi="Avenir Next" w:cs="Avenir Next" w:eastAsia="Avenir Next"/>
+                <w:b/>
+                <w:color w:val="003A70"/>
+                <w:sz w:val="21"/>
+                <w:szCs w:val="21"/>
+              </w:rPr>
+              <w:t xml:space="preserve">c.</w:t>
+            </w:r>
+            <w:r>
+              <w:rPr>
+                <w:rFonts w:ascii="Avenir Next" w:hAnsi="Avenir Next" w:cs="Avenir Next" w:eastAsia="Avenir Next"/>
+                <w:color w:val="1A1A1A"/>
+                <w:sz w:val="21"/>
+                <w:szCs w:val="21"/>
+              </w:rPr>
+              <w:tab/>
+            </w:r>
+            <w:r>
+              <w:rPr>
+                <w:rFonts w:ascii="Avenir Next" w:hAnsi="Avenir Next" w:cs="Avenir Next" w:eastAsia="Avenir Next"/>
+                <w:color w:val="1A1A1A"/>
+                <w:sz w:val="21"/>
+                <w:szCs w:val="21"/>
+              </w:rPr>
+              <w:t xml:space="preserve">Why did the same sale price come from two different first prices?</w:t>
             </w:r>
           </w:p>
           <w:p>
@@ -2555,7 +2975,7 @@
             <w:tr>
               <w:trPr>
                 <w:cantSplit/>
-                <w:trHeight w:val="820" w:hRule="atLeast"/>
+                <w:trHeight w:val="1000" w:hRule="atLeast"/>
               </w:trPr>
               <w:tc>
                 <w:tcPr>
@@ -2582,484 +3002,8 @@
           </w:tbl>
           <w:p>
             <w:pPr>
-              <w:tabs>
-                <w:tab w:val="right" w:leader="underscore" w:pos="9504"/>
-              </w:tabs>
-              <w:spacing w:before="90" w:after="40" w:line="264" w:lineRule="auto"/>
-              <w:ind w:left="432"/>
-            </w:pPr>
-            <w:r>
-              <w:rPr>
-                <w:rFonts w:ascii="Avenir Next" w:hAnsi="Avenir Next" w:cs="Avenir Next" w:eastAsia="Avenir Next"/>
-                <w:b/>
-                <w:color w:val="1A1A1A"/>
-                <w:sz w:val="18"/>
-                <w:szCs w:val="18"/>
-              </w:rPr>
-              <w:t xml:space="preserve">First price</w:t>
-            </w:r>
-            <w:r>
-              <w:rPr>
-                <w:rFonts w:ascii="Avenir Next" w:hAnsi="Avenir Next" w:cs="Avenir Next" w:eastAsia="Avenir Next"/>
-                <w:color w:val="1A1A1A"/>
-                <w:sz w:val="18"/>
-                <w:szCs w:val="18"/>
-              </w:rPr>
-              <w:tab/>
-            </w:r>
-          </w:p>
-        </w:tc>
-      </w:tr>
-    </w:tbl>
-    <w:p>
-      <w:pPr>
-        <w:spacing w:before="0" w:after="0" w:line="20" w:lineRule="exact"/>
-      </w:pPr>
-    </w:p>
-    <w:p>
-      <w:pPr>
-        <w:spacing w:before="0" w:after="0" w:line="20" w:lineRule="exact"/>
-      </w:pPr>
-    </w:p>
-    <w:tbl>
-      <w:tblPr>
-        <w:tblW w:w="9504" w:type="dxa"/>
-        <w:jc w:val="left"/>
-        <w:tblBorders>
-          <w:top w:val="nil"/>
-          <w:left w:val="nil"/>
-          <w:bottom w:val="nil"/>
-          <w:right w:val="nil"/>
-          <w:insideH w:val="nil"/>
-          <w:insideV w:val="nil"/>
-        </w:tblBorders>
-        <w:tblLayout w:type="fixed"/>
-        <w:tblCellMar>
-          <w:top w:w="0" w:type="dxa"/>
-          <w:left w:w="0" w:type="dxa"/>
-          <w:bottom w:w="0" w:type="dxa"/>
-          <w:right w:w="0" w:type="dxa"/>
-        </w:tblCellMar>
-        <w:tblLook w:val="0000" w:firstRow="0" w:lastRow="0" w:firstColumn="0" w:lastColumn="0" w:noHBand="1" w:noVBand="1"/>
-      </w:tblPr>
-      <w:tblGrid>
-        <w:gridCol w:w="9504"/>
-      </w:tblGrid>
-      <w:tr>
-        <w:trPr>
-          <w:cantSplit/>
-        </w:trPr>
-        <w:tc>
-          <w:tcPr>
-            <w:tcW w:w="9504" w:type="dxa"/>
-            <w:vAlign w:val="top"/>
-          </w:tcPr>
-          <w:p>
-            <w:pPr>
-              <w:keepNext/>
-              <w:tabs>
-                <w:tab w:val="left" w:pos="432"/>
-              </w:tabs>
-              <w:spacing w:before="90" w:after="40" w:line="268" w:lineRule="auto"/>
-              <w:ind w:left="432" w:hanging="432"/>
-            </w:pPr>
-            <w:r>
-              <w:rPr>
-                <w:rFonts w:ascii="Avenir Next" w:hAnsi="Avenir Next" w:cs="Avenir Next" w:eastAsia="Avenir Next"/>
-                <w:b/>
-                <w:color w:val="1A1A1A"/>
-                <w:sz w:val="20"/>
-                <w:szCs w:val="20"/>
-              </w:rPr>
-              <w:t xml:space="preserve">7.</w:t>
-            </w:r>
-            <w:r>
-              <w:rPr>
-                <w:rFonts w:ascii="Avenir Next" w:hAnsi="Avenir Next" w:cs="Avenir Next" w:eastAsia="Avenir Next"/>
-                <w:color w:val="1A1A1A"/>
-                <w:sz w:val="20"/>
-                <w:szCs w:val="20"/>
-              </w:rPr>
-              <w:tab/>
-            </w:r>
-            <w:r>
-              <w:rPr>
-                <w:rFonts w:ascii="Avenir Next" w:hAnsi="Avenir Next" w:cs="Avenir Next" w:eastAsia="Avenir Next"/>
-                <w:b/>
-                <w:color w:val="1A1A1A"/>
-                <w:sz w:val="20"/>
-                <w:szCs w:val="20"/>
-              </w:rPr>
-              <w:t xml:space="preserve">Monthly Income.  </w:t>
-            </w:r>
-            <w:r>
-              <w:rPr>
-                <w:rFonts w:ascii="Avenir Next" w:hAnsi="Avenir Next" w:cs="Avenir Next" w:eastAsia="Avenir Next"/>
-                <w:color w:val="1A1A1A"/>
-                <w:sz w:val="20"/>
-                <w:szCs w:val="20"/>
-              </w:rPr>
-              <w:t xml:space="preserve">A family pays $1,120 in rent each month. That is 35% of their monthly income. Find the income. How much is left after rent?</w:t>
-            </w:r>
-          </w:p>
-          <w:p>
-            <w:pPr>
-              <w:keepNext/>
-              <w:spacing w:before="0" w:after="40" w:line="252" w:lineRule="auto"/>
-              <w:ind w:left="432"/>
-            </w:pPr>
-            <w:r>
-              <w:rPr>
-                <w:rFonts w:ascii="Avenir Next" w:hAnsi="Avenir Next" w:cs="Avenir Next" w:eastAsia="Avenir Next"/>
-                <w:b/>
-                <w:color w:val="003A70"/>
-                <w:sz w:val="17"/>
-                <w:szCs w:val="17"/>
-              </w:rPr>
-              <w:t xml:space="preserve">Hint  </w:t>
-            </w:r>
-            <w:r>
-              <w:rPr>
-                <w:rFonts w:ascii="Avenir Next" w:hAnsi="Avenir Next" w:cs="Avenir Next" w:eastAsia="Avenir Next"/>
-                <w:i/>
-                <w:color w:val="5A5F66"/>
-                <w:sz w:val="17"/>
-                <w:szCs w:val="17"/>
-              </w:rPr>
-              <w:t xml:space="preserve">Solve for the income first, then subtract the rent.</w:t>
-            </w:r>
-          </w:p>
-          <w:p>
-            <w:pPr>
-              <w:spacing w:before="0" w:after="0" w:line="60" w:lineRule="auto"/>
-            </w:pPr>
-          </w:p>
-          <w:tbl>
-            <w:tblPr>
-              <w:tblInd w:w="432" w:type="dxa"/>
-              <w:tblW w:w="9072" w:type="dxa"/>
-              <w:jc w:val="left"/>
-              <w:tblBorders>
-                <w:top w:val="single" w:sz="4" w:space="0" w:color="8A9099"/>
-                <w:left w:val="single" w:sz="4" w:space="0" w:color="8A9099"/>
-                <w:bottom w:val="single" w:sz="4" w:space="0" w:color="8A9099"/>
-                <w:right w:val="single" w:sz="4" w:space="0" w:color="8A9099"/>
-                <w:insideH w:val="nil"/>
-                <w:insideV w:val="nil"/>
-              </w:tblBorders>
-              <w:tblLayout w:type="fixed"/>
-              <w:tblCellMar>
-                <w:top w:w="50" w:type="dxa"/>
-                <w:left w:w="100" w:type="dxa"/>
-                <w:bottom w:w="50" w:type="dxa"/>
-                <w:right w:w="100" w:type="dxa"/>
-              </w:tblCellMar>
-              <w:tblLook w:val="0000" w:firstRow="0" w:lastRow="0" w:firstColumn="0" w:lastColumn="0" w:noHBand="1" w:noVBand="1"/>
-            </w:tblPr>
-            <w:tblGrid>
-              <w:gridCol w:w="9072"/>
-            </w:tblGrid>
-            <w:tr>
-              <w:trPr>
-                <w:cantSplit/>
-                <w:trHeight w:val="820" w:hRule="atLeast"/>
-              </w:trPr>
-              <w:tc>
-                <w:tcPr>
-                  <w:tcW w:w="9072" w:type="dxa"/>
-                  <w:vAlign w:val="top"/>
-                </w:tcPr>
-                <w:p>
-                  <w:pPr>
-                    <w:spacing w:before="0" w:after="0" w:line="240" w:lineRule="auto"/>
-                  </w:pPr>
-                  <w:r>
-                    <w:rPr>
-                      <w:rFonts w:ascii="Avenir Next" w:hAnsi="Avenir Next" w:cs="Avenir Next" w:eastAsia="Avenir Next"/>
-                      <w:i/>
-                      <w:color w:val="8A9099"/>
-                      <w:sz w:val="14"/>
-                      <w:szCs w:val="14"/>
-                    </w:rPr>
-                    <w:t xml:space="preserve">Show your work.</w:t>
-                  </w:r>
-                </w:p>
-              </w:tc>
-            </w:tr>
-          </w:tbl>
-          <w:p>
-            <w:pPr>
-              <w:tabs>
-                <w:tab w:val="right" w:leader="underscore" w:pos="9504"/>
-              </w:tabs>
-              <w:spacing w:before="90" w:after="40" w:line="264" w:lineRule="auto"/>
-              <w:ind w:left="432"/>
-            </w:pPr>
-            <w:r>
-              <w:rPr>
-                <w:rFonts w:ascii="Avenir Next" w:hAnsi="Avenir Next" w:cs="Avenir Next" w:eastAsia="Avenir Next"/>
-                <w:b/>
-                <w:color w:val="1A1A1A"/>
-                <w:sz w:val="18"/>
-                <w:szCs w:val="18"/>
-              </w:rPr>
-              <w:t xml:space="preserve">Income, left</w:t>
-            </w:r>
-            <w:r>
-              <w:rPr>
-                <w:rFonts w:ascii="Avenir Next" w:hAnsi="Avenir Next" w:cs="Avenir Next" w:eastAsia="Avenir Next"/>
-                <w:color w:val="1A1A1A"/>
-                <w:sz w:val="18"/>
-                <w:szCs w:val="18"/>
-              </w:rPr>
-              <w:tab/>
-            </w:r>
-          </w:p>
-        </w:tc>
-      </w:tr>
-    </w:tbl>
-    <w:p>
-      <w:pPr>
-        <w:spacing w:before="0" w:after="0" w:line="20" w:lineRule="exact"/>
-      </w:pPr>
-    </w:p>
-    <w:p>
-      <w:pPr>
-        <w:spacing w:before="0" w:after="0" w:line="20" w:lineRule="exact"/>
-      </w:pPr>
-    </w:p>
-    <w:tbl>
-      <w:tblPr>
-        <w:tblW w:w="9504" w:type="dxa"/>
-        <w:jc w:val="left"/>
-        <w:tblBorders>
-          <w:top w:val="nil"/>
-          <w:left w:val="nil"/>
-          <w:bottom w:val="nil"/>
-          <w:right w:val="nil"/>
-          <w:insideH w:val="nil"/>
-          <w:insideV w:val="nil"/>
-        </w:tblBorders>
-        <w:tblLayout w:type="fixed"/>
-        <w:tblCellMar>
-          <w:top w:w="0" w:type="dxa"/>
-          <w:left w:w="0" w:type="dxa"/>
-          <w:bottom w:w="0" w:type="dxa"/>
-          <w:right w:w="0" w:type="dxa"/>
-        </w:tblCellMar>
-        <w:tblLook w:val="0000" w:firstRow="0" w:lastRow="0" w:firstColumn="0" w:lastColumn="0" w:noHBand="1" w:noVBand="1"/>
-      </w:tblPr>
-      <w:tblGrid>
-        <w:gridCol w:w="9504"/>
-      </w:tblGrid>
-      <w:tr>
-        <w:trPr>
-          <w:cantSplit/>
-        </w:trPr>
-        <w:tc>
-          <w:tcPr>
-            <w:tcW w:w="9504" w:type="dxa"/>
-            <w:vAlign w:val="top"/>
-          </w:tcPr>
-          <w:p>
-            <w:pPr>
-              <w:keepNext/>
-              <w:tabs>
-                <w:tab w:val="left" w:pos="432"/>
-              </w:tabs>
-              <w:spacing w:before="90" w:after="40" w:line="268" w:lineRule="auto"/>
-              <w:ind w:left="432" w:hanging="432"/>
-            </w:pPr>
-            <w:r>
-              <w:rPr>
-                <w:rFonts w:ascii="Avenir Next" w:hAnsi="Avenir Next" w:cs="Avenir Next" w:eastAsia="Avenir Next"/>
-                <w:b/>
-                <w:color w:val="1A1A1A"/>
-                <w:sz w:val="20"/>
-                <w:szCs w:val="20"/>
-              </w:rPr>
-              <w:t xml:space="preserve">8.</w:t>
-            </w:r>
-            <w:r>
-              <w:rPr>
-                <w:rFonts w:ascii="Avenir Next" w:hAnsi="Avenir Next" w:cs="Avenir Next" w:eastAsia="Avenir Next"/>
-                <w:color w:val="1A1A1A"/>
-                <w:sz w:val="20"/>
-                <w:szCs w:val="20"/>
-              </w:rPr>
-              <w:tab/>
-            </w:r>
-            <w:r>
-              <w:rPr>
-                <w:rFonts w:ascii="Avenir Next" w:hAnsi="Avenir Next" w:cs="Avenir Next" w:eastAsia="Avenir Next"/>
-                <w:b/>
-                <w:color w:val="1A1A1A"/>
-                <w:sz w:val="20"/>
-                <w:szCs w:val="20"/>
-              </w:rPr>
-              <w:t xml:space="preserve">Two Discounts.  </w:t>
-            </w:r>
-            <w:r>
-              <w:rPr>
-                <w:rFonts w:ascii="Avenir Next" w:hAnsi="Avenir Next" w:cs="Avenir Next" w:eastAsia="Avenir Next"/>
-                <w:color w:val="1A1A1A"/>
-                <w:sz w:val="20"/>
-                <w:szCs w:val="20"/>
-              </w:rPr>
-              <w:t xml:space="preserve">A jacket sold for $72, which is 80% of its first price. Boots sold for $72, which is 45% of their first price.</w:t>
-            </w:r>
-          </w:p>
-          <w:p>
-            <w:pPr>
-              <w:keepNext/>
-              <w:tabs>
-                <w:tab w:val="left" w:pos="772"/>
-              </w:tabs>
-              <w:spacing w:before="0" w:after="60" w:line="276" w:lineRule="auto"/>
-              <w:ind w:left="772" w:hanging="340"/>
-            </w:pPr>
-            <w:r>
-              <w:rPr>
-                <w:rFonts w:ascii="Avenir Next" w:hAnsi="Avenir Next" w:cs="Avenir Next" w:eastAsia="Avenir Next"/>
-                <w:b/>
-                <w:color w:val="003A70"/>
-                <w:sz w:val="20"/>
-                <w:szCs w:val="20"/>
-              </w:rPr>
-              <w:t xml:space="preserve">a.</w:t>
-            </w:r>
-            <w:r>
-              <w:rPr>
-                <w:rFonts w:ascii="Avenir Next" w:hAnsi="Avenir Next" w:cs="Avenir Next" w:eastAsia="Avenir Next"/>
-                <w:color w:val="1A1A1A"/>
-                <w:sz w:val="20"/>
-                <w:szCs w:val="20"/>
-              </w:rPr>
-              <w:tab/>
-            </w:r>
-            <w:r>
-              <w:rPr>
-                <w:rFonts w:ascii="Avenir Next" w:hAnsi="Avenir Next" w:cs="Avenir Next" w:eastAsia="Avenir Next"/>
-                <w:color w:val="1A1A1A"/>
-                <w:sz w:val="20"/>
-                <w:szCs w:val="20"/>
-              </w:rPr>
-              <w:t xml:space="preserve">Write and solve an equation for each first price.</w:t>
-            </w:r>
-            <w:r>
-              <w:rPr>
-                <w:rFonts w:ascii="Avenir Next" w:hAnsi="Avenir Next" w:cs="Avenir Next" w:eastAsia="Avenir Next"/>
-                <w:color w:val="1A1A1A"/>
-                <w:sz w:val="20"/>
-                <w:szCs w:val="20"/>
-              </w:rPr>
-              <w:t xml:space="preserve">  </w:t>
-            </w:r>
-            <w:r>
-              <w:rPr>
-                <w:rFonts w:ascii="Avenir Next" w:hAnsi="Avenir Next" w:cs="Avenir Next" w:eastAsia="Avenir Next"/>
-                <w:color w:val="1A1A1A"/>
-                <w:sz w:val="20"/>
-                <w:szCs w:val="20"/>
-                <w:u w:val="single"/>
-              </w:rPr>
-              <w:t xml:space="preserve">                      </w:t>
-            </w:r>
-          </w:p>
-          <w:p>
-            <w:pPr>
-              <w:keepNext/>
-              <w:tabs>
-                <w:tab w:val="left" w:pos="772"/>
-              </w:tabs>
-              <w:spacing w:before="0" w:after="60" w:line="276" w:lineRule="auto"/>
-              <w:ind w:left="772" w:hanging="340"/>
-            </w:pPr>
-            <w:r>
-              <w:rPr>
-                <w:rFonts w:ascii="Avenir Next" w:hAnsi="Avenir Next" w:cs="Avenir Next" w:eastAsia="Avenir Next"/>
-                <w:b/>
-                <w:color w:val="003A70"/>
-                <w:sz w:val="20"/>
-                <w:szCs w:val="20"/>
-              </w:rPr>
-              <w:t xml:space="preserve">b.</w:t>
-            </w:r>
-            <w:r>
-              <w:rPr>
-                <w:rFonts w:ascii="Avenir Next" w:hAnsi="Avenir Next" w:cs="Avenir Next" w:eastAsia="Avenir Next"/>
-                <w:color w:val="1A1A1A"/>
-                <w:sz w:val="20"/>
-                <w:szCs w:val="20"/>
-              </w:rPr>
-              <w:tab/>
-            </w:r>
-            <w:r>
-              <w:rPr>
-                <w:rFonts w:ascii="Avenir Next" w:hAnsi="Avenir Next" w:cs="Avenir Next" w:eastAsia="Avenir Next"/>
-                <w:color w:val="1A1A1A"/>
-                <w:sz w:val="20"/>
-                <w:szCs w:val="20"/>
-              </w:rPr>
-              <w:t xml:space="preserve">Which item was discounted more, and by how many dollars?</w:t>
-            </w:r>
-            <w:r>
-              <w:rPr>
-                <w:rFonts w:ascii="Avenir Next" w:hAnsi="Avenir Next" w:cs="Avenir Next" w:eastAsia="Avenir Next"/>
-                <w:color w:val="1A1A1A"/>
-                <w:sz w:val="20"/>
-                <w:szCs w:val="20"/>
-              </w:rPr>
-              <w:t xml:space="preserve">  </w:t>
-            </w:r>
-            <w:r>
-              <w:rPr>
-                <w:rFonts w:ascii="Avenir Next" w:hAnsi="Avenir Next" w:cs="Avenir Next" w:eastAsia="Avenir Next"/>
-                <w:color w:val="1A1A1A"/>
-                <w:sz w:val="20"/>
-                <w:szCs w:val="20"/>
-                <w:u w:val="single"/>
-              </w:rPr>
-              <w:t xml:space="preserve">                      </w:t>
-            </w:r>
-          </w:p>
-          <w:p>
-            <w:pPr>
-              <w:keepNext/>
-              <w:tabs>
-                <w:tab w:val="left" w:pos="772"/>
-              </w:tabs>
-              <w:spacing w:before="0" w:after="60" w:line="276" w:lineRule="auto"/>
-              <w:ind w:left="772" w:hanging="340"/>
-            </w:pPr>
-            <w:r>
-              <w:rPr>
-                <w:rFonts w:ascii="Avenir Next" w:hAnsi="Avenir Next" w:cs="Avenir Next" w:eastAsia="Avenir Next"/>
-                <w:b/>
-                <w:color w:val="003A70"/>
-                <w:sz w:val="20"/>
-                <w:szCs w:val="20"/>
-              </w:rPr>
-              <w:t xml:space="preserve">c.</w:t>
-            </w:r>
-            <w:r>
-              <w:rPr>
-                <w:rFonts w:ascii="Avenir Next" w:hAnsi="Avenir Next" w:cs="Avenir Next" w:eastAsia="Avenir Next"/>
-                <w:color w:val="1A1A1A"/>
-                <w:sz w:val="20"/>
-                <w:szCs w:val="20"/>
-              </w:rPr>
-              <w:tab/>
-            </w:r>
-            <w:r>
-              <w:rPr>
-                <w:rFonts w:ascii="Avenir Next" w:hAnsi="Avenir Next" w:cs="Avenir Next" w:eastAsia="Avenir Next"/>
-                <w:color w:val="1A1A1A"/>
-                <w:sz w:val="20"/>
-                <w:szCs w:val="20"/>
-              </w:rPr>
-              <w:t xml:space="preserve">Why did the same sale price come from two different first prices?</w:t>
-            </w:r>
+              <w:spacing w:before="0" w:after="0" w:line="24" w:lineRule="auto"/>
+            </w:pPr>
           </w:p>
         </w:tc>
       </w:tr>
@@ -3079,6 +3023,7 @@
           <w:tab w:val="right" w:pos="9504"/>
         </w:tabs>
         <w:spacing w:before="90" w:after="50" w:line="240" w:lineRule="auto"/>
+        <w:outlineLvl w:val="1"/>
       </w:pPr>
       <w:r>
         <w:rPr>
@@ -3163,8 +3108,8 @@
                 <w:rFonts w:ascii="Avenir Next" w:hAnsi="Avenir Next" w:cs="Avenir Next" w:eastAsia="Avenir Next"/>
                 <w:b/>
                 <w:color w:val="1A1A1A"/>
-                <w:sz w:val="20"/>
-                <w:szCs w:val="20"/>
+                <w:sz w:val="21"/>
+                <w:szCs w:val="21"/>
               </w:rPr>
               <w:t xml:space="preserve">9.</w:t>
             </w:r>
@@ -3172,8 +3117,8 @@
               <w:rPr>
                 <w:rFonts w:ascii="Avenir Next" w:hAnsi="Avenir Next" w:cs="Avenir Next" w:eastAsia="Avenir Next"/>
                 <w:color w:val="1A1A1A"/>
-                <w:sz w:val="20"/>
-                <w:szCs w:val="20"/>
+                <w:sz w:val="21"/>
+                <w:szCs w:val="21"/>
               </w:rPr>
               <w:tab/>
             </w:r>
@@ -3182,8 +3127,8 @@
                 <w:rFonts w:ascii="Avenir Next" w:hAnsi="Avenir Next" w:cs="Avenir Next" w:eastAsia="Avenir Next"/>
                 <w:b/>
                 <w:color w:val="1A1A1A"/>
-                <w:sz w:val="20"/>
-                <w:szCs w:val="20"/>
+                <w:sz w:val="21"/>
+                <w:szCs w:val="21"/>
               </w:rPr>
               <w:t xml:space="preserve">Talia’s Work.  </w:t>
             </w:r>
@@ -3191,8 +3136,8 @@
               <w:rPr>
                 <w:rFonts w:ascii="Avenir Next" w:hAnsi="Avenir Next" w:cs="Avenir Next" w:eastAsia="Avenir Next"/>
                 <w:color w:val="1A1A1A"/>
-                <w:sz w:val="20"/>
-                <w:szCs w:val="20"/>
+                <w:sz w:val="21"/>
+                <w:szCs w:val="21"/>
               </w:rPr>
               <w:t xml:space="preserve">Talia solved 0.35 × </w:t>
             </w:r>
@@ -3201,8 +3146,8 @@
                 <w:rFonts w:ascii="Avenir Next" w:hAnsi="Avenir Next" w:cs="Avenir Next" w:eastAsia="Avenir Next"/>
                 <w:i/>
                 <w:color w:val="1A1A1A"/>
-                <w:sz w:val="20"/>
-                <w:szCs w:val="20"/>
+                <w:sz w:val="21"/>
+                <w:szCs w:val="21"/>
               </w:rPr>
               <w:t xml:space="preserve">w</w:t>
             </w:r>
@@ -3210,8 +3155,8 @@
               <w:rPr>
                 <w:rFonts w:ascii="Avenir Next" w:hAnsi="Avenir Next" w:cs="Avenir Next" w:eastAsia="Avenir Next"/>
                 <w:color w:val="1A1A1A"/>
-                <w:sz w:val="20"/>
-                <w:szCs w:val="20"/>
+                <w:sz w:val="21"/>
+                <w:szCs w:val="21"/>
               </w:rPr>
               <w:t xml:space="preserve"> = 70 by writing </w:t>
             </w:r>
@@ -3220,8 +3165,8 @@
                 <w:rFonts w:ascii="Avenir Next" w:hAnsi="Avenir Next" w:cs="Avenir Next" w:eastAsia="Avenir Next"/>
                 <w:i/>
                 <w:color w:val="1A1A1A"/>
-                <w:sz w:val="20"/>
-                <w:szCs w:val="20"/>
+                <w:sz w:val="21"/>
+                <w:szCs w:val="21"/>
               </w:rPr>
               <w:t xml:space="preserve">w</w:t>
             </w:r>
@@ -3229,8 +3174,8 @@
               <w:rPr>
                 <w:rFonts w:ascii="Avenir Next" w:hAnsi="Avenir Next" w:cs="Avenir Next" w:eastAsia="Avenir Next"/>
                 <w:color w:val="1A1A1A"/>
-                <w:sz w:val="20"/>
-                <w:szCs w:val="20"/>
+                <w:sz w:val="21"/>
+                <w:szCs w:val="21"/>
               </w:rPr>
               <w:t xml:space="preserve"> = 0.35 × 70 = 24.5. Explain her mistake. Then solve the equation and check.</w:t>
             </w:r>
@@ -3344,6 +3289,7 @@
           <w:tab w:val="right" w:pos="9504"/>
         </w:tabs>
         <w:spacing w:before="90" w:after="50" w:line="240" w:lineRule="auto"/>
+        <w:outlineLvl w:val="1"/>
       </w:pPr>
       <w:r>
         <w:rPr>
@@ -3428,8 +3374,8 @@
                 <w:rFonts w:ascii="Avenir Next" w:hAnsi="Avenir Next" w:cs="Avenir Next" w:eastAsia="Avenir Next"/>
                 <w:b/>
                 <w:color w:val="1A1A1A"/>
-                <w:sz w:val="20"/>
-                <w:szCs w:val="20"/>
+                <w:sz w:val="21"/>
+                <w:szCs w:val="21"/>
               </w:rPr>
               <w:t xml:space="preserve">10.</w:t>
             </w:r>
@@ -3437,8 +3383,8 @@
               <w:rPr>
                 <w:rFonts w:ascii="Avenir Next" w:hAnsi="Avenir Next" w:cs="Avenir Next" w:eastAsia="Avenir Next"/>
                 <w:color w:val="1A1A1A"/>
-                <w:sz w:val="20"/>
-                <w:szCs w:val="20"/>
+                <w:sz w:val="21"/>
+                <w:szCs w:val="21"/>
               </w:rPr>
               <w:tab/>
             </w:r>
@@ -3446,8 +3392,8 @@
               <w:rPr>
                 <w:rFonts w:ascii="Avenir Next" w:hAnsi="Avenir Next" w:cs="Avenir Next" w:eastAsia="Avenir Next"/>
                 <w:color w:val="1A1A1A"/>
-                <w:sz w:val="20"/>
-                <w:szCs w:val="20"/>
+                <w:sz w:val="21"/>
+                <w:szCs w:val="21"/>
               </w:rPr>
               <w:t xml:space="preserve">Which equation finds the whole when 18 is 30% of it?</w:t>
             </w:r>
@@ -3502,8 +3448,8 @@
                       <w:rFonts w:ascii="Avenir Next" w:hAnsi="Avenir Next" w:cs="Avenir Next" w:eastAsia="Avenir Next"/>
                       <w:b/>
                       <w:color w:val="003A70"/>
-                      <w:sz w:val="19"/>
-                      <w:szCs w:val="19"/>
+                      <w:sz w:val="20"/>
+                      <w:szCs w:val="20"/>
                     </w:rPr>
                     <w:t xml:space="preserve">A</w:t>
                   </w:r>
@@ -3511,8 +3457,8 @@
                     <w:rPr>
                       <w:rFonts w:ascii="Avenir Next" w:hAnsi="Avenir Next" w:cs="Avenir Next" w:eastAsia="Avenir Next"/>
                       <w:color w:val="1A1A1A"/>
-                      <w:sz w:val="19"/>
-                      <w:szCs w:val="19"/>
+                      <w:sz w:val="20"/>
+                      <w:szCs w:val="20"/>
                     </w:rPr>
                     <w:tab/>
                   </w:r>
@@ -3520,8 +3466,8 @@
                     <w:rPr>
                       <w:rFonts w:ascii="Avenir Next" w:hAnsi="Avenir Next" w:cs="Avenir Next" w:eastAsia="Avenir Next"/>
                       <w:color w:val="1A1A1A"/>
-                      <w:sz w:val="19"/>
-                      <w:szCs w:val="19"/>
+                      <w:sz w:val="20"/>
+                      <w:szCs w:val="20"/>
                     </w:rPr>
                     <w:t xml:space="preserve">0.3 × 18 = </w:t>
                   </w:r>
@@ -3530,8 +3476,8 @@
                       <w:rFonts w:ascii="Avenir Next" w:hAnsi="Avenir Next" w:cs="Avenir Next" w:eastAsia="Avenir Next"/>
                       <w:i/>
                       <w:color w:val="1A1A1A"/>
-                      <w:sz w:val="19"/>
-                      <w:szCs w:val="19"/>
+                      <w:sz w:val="20"/>
+                      <w:szCs w:val="20"/>
                     </w:rPr>
                     <w:t xml:space="preserve">w</w:t>
                   </w:r>
@@ -3555,8 +3501,8 @@
                       <w:rFonts w:ascii="Avenir Next" w:hAnsi="Avenir Next" w:cs="Avenir Next" w:eastAsia="Avenir Next"/>
                       <w:b/>
                       <w:color w:val="003A70"/>
-                      <w:sz w:val="19"/>
-                      <w:szCs w:val="19"/>
+                      <w:sz w:val="20"/>
+                      <w:szCs w:val="20"/>
                     </w:rPr>
                     <w:t xml:space="preserve">B</w:t>
                   </w:r>
@@ -3564,8 +3510,8 @@
                     <w:rPr>
                       <w:rFonts w:ascii="Avenir Next" w:hAnsi="Avenir Next" w:cs="Avenir Next" w:eastAsia="Avenir Next"/>
                       <w:color w:val="1A1A1A"/>
-                      <w:sz w:val="19"/>
-                      <w:szCs w:val="19"/>
+                      <w:sz w:val="20"/>
+                      <w:szCs w:val="20"/>
                     </w:rPr>
                     <w:tab/>
                   </w:r>
@@ -3573,8 +3519,8 @@
                     <w:rPr>
                       <w:rFonts w:ascii="Avenir Next" w:hAnsi="Avenir Next" w:cs="Avenir Next" w:eastAsia="Avenir Next"/>
                       <w:color w:val="1A1A1A"/>
-                      <w:sz w:val="19"/>
-                      <w:szCs w:val="19"/>
+                      <w:sz w:val="20"/>
+                      <w:szCs w:val="20"/>
                     </w:rPr>
                     <w:t xml:space="preserve">0.3 × </w:t>
                   </w:r>
@@ -3583,8 +3529,8 @@
                       <w:rFonts w:ascii="Avenir Next" w:hAnsi="Avenir Next" w:cs="Avenir Next" w:eastAsia="Avenir Next"/>
                       <w:i/>
                       <w:color w:val="1A1A1A"/>
-                      <w:sz w:val="19"/>
-                      <w:szCs w:val="19"/>
+                      <w:sz w:val="20"/>
+                      <w:szCs w:val="20"/>
                     </w:rPr>
                     <w:t xml:space="preserve">w</w:t>
                   </w:r>
@@ -3592,8 +3538,8 @@
                     <w:rPr>
                       <w:rFonts w:ascii="Avenir Next" w:hAnsi="Avenir Next" w:cs="Avenir Next" w:eastAsia="Avenir Next"/>
                       <w:color w:val="1A1A1A"/>
-                      <w:sz w:val="19"/>
-                      <w:szCs w:val="19"/>
+                      <w:sz w:val="20"/>
+                      <w:szCs w:val="20"/>
                     </w:rPr>
                     <w:t xml:space="preserve"> = 18</w:t>
                   </w:r>
@@ -3617,8 +3563,8 @@
                       <w:rFonts w:ascii="Avenir Next" w:hAnsi="Avenir Next" w:cs="Avenir Next" w:eastAsia="Avenir Next"/>
                       <w:b/>
                       <w:color w:val="003A70"/>
-                      <w:sz w:val="19"/>
-                      <w:szCs w:val="19"/>
+                      <w:sz w:val="20"/>
+                      <w:szCs w:val="20"/>
                     </w:rPr>
                     <w:t xml:space="preserve">C</w:t>
                   </w:r>
@@ -3626,8 +3572,8 @@
                     <w:rPr>
                       <w:rFonts w:ascii="Avenir Next" w:hAnsi="Avenir Next" w:cs="Avenir Next" w:eastAsia="Avenir Next"/>
                       <w:color w:val="1A1A1A"/>
-                      <w:sz w:val="19"/>
-                      <w:szCs w:val="19"/>
+                      <w:sz w:val="20"/>
+                      <w:szCs w:val="20"/>
                     </w:rPr>
                     <w:tab/>
                   </w:r>
@@ -3635,8 +3581,8 @@
                     <w:rPr>
                       <w:rFonts w:ascii="Avenir Next" w:hAnsi="Avenir Next" w:cs="Avenir Next" w:eastAsia="Avenir Next"/>
                       <w:color w:val="1A1A1A"/>
-                      <w:sz w:val="19"/>
-                      <w:szCs w:val="19"/>
+                      <w:sz w:val="20"/>
+                      <w:szCs w:val="20"/>
                     </w:rPr>
                     <w:t xml:space="preserve">18 × </w:t>
                   </w:r>
@@ -3645,8 +3591,8 @@
                       <w:rFonts w:ascii="Avenir Next" w:hAnsi="Avenir Next" w:cs="Avenir Next" w:eastAsia="Avenir Next"/>
                       <w:i/>
                       <w:color w:val="1A1A1A"/>
-                      <w:sz w:val="19"/>
-                      <w:szCs w:val="19"/>
+                      <w:sz w:val="20"/>
+                      <w:szCs w:val="20"/>
                     </w:rPr>
                     <w:t xml:space="preserve">w</w:t>
                   </w:r>
@@ -3654,8 +3600,8 @@
                     <w:rPr>
                       <w:rFonts w:ascii="Avenir Next" w:hAnsi="Avenir Next" w:cs="Avenir Next" w:eastAsia="Avenir Next"/>
                       <w:color w:val="1A1A1A"/>
-                      <w:sz w:val="19"/>
-                      <w:szCs w:val="19"/>
+                      <w:sz w:val="20"/>
+                      <w:szCs w:val="20"/>
                     </w:rPr>
                     <w:t xml:space="preserve"> = 0.3</w:t>
                   </w:r>
@@ -3679,8 +3625,8 @@
                       <w:rFonts w:ascii="Avenir Next" w:hAnsi="Avenir Next" w:cs="Avenir Next" w:eastAsia="Avenir Next"/>
                       <w:b/>
                       <w:color w:val="003A70"/>
-                      <w:sz w:val="19"/>
-                      <w:szCs w:val="19"/>
+                      <w:sz w:val="20"/>
+                      <w:szCs w:val="20"/>
                     </w:rPr>
                     <w:t xml:space="preserve">D</w:t>
                   </w:r>
@@ -3688,8 +3634,8 @@
                     <w:rPr>
                       <w:rFonts w:ascii="Avenir Next" w:hAnsi="Avenir Next" w:cs="Avenir Next" w:eastAsia="Avenir Next"/>
                       <w:color w:val="1A1A1A"/>
-                      <w:sz w:val="19"/>
-                      <w:szCs w:val="19"/>
+                      <w:sz w:val="20"/>
+                      <w:szCs w:val="20"/>
                     </w:rPr>
                     <w:tab/>
                   </w:r>
@@ -3697,8 +3643,8 @@
                     <w:rPr>
                       <w:rFonts w:ascii="Avenir Next" w:hAnsi="Avenir Next" w:cs="Avenir Next" w:eastAsia="Avenir Next"/>
                       <w:color w:val="1A1A1A"/>
-                      <w:sz w:val="19"/>
-                      <w:szCs w:val="19"/>
+                      <w:sz w:val="20"/>
+                      <w:szCs w:val="20"/>
                     </w:rPr>
                     <w:t xml:space="preserve">30 × </w:t>
                   </w:r>
@@ -3707,8 +3653,8 @@
                       <w:rFonts w:ascii="Avenir Next" w:hAnsi="Avenir Next" w:cs="Avenir Next" w:eastAsia="Avenir Next"/>
                       <w:i/>
                       <w:color w:val="1A1A1A"/>
-                      <w:sz w:val="19"/>
-                      <w:szCs w:val="19"/>
+                      <w:sz w:val="20"/>
+                      <w:szCs w:val="20"/>
                     </w:rPr>
                     <w:t xml:space="preserve">w</w:t>
                   </w:r>
@@ -3716,8 +3662,8 @@
                     <w:rPr>
                       <w:rFonts w:ascii="Avenir Next" w:hAnsi="Avenir Next" w:cs="Avenir Next" w:eastAsia="Avenir Next"/>
                       <w:color w:val="1A1A1A"/>
-                      <w:sz w:val="19"/>
-                      <w:szCs w:val="19"/>
+                      <w:sz w:val="20"/>
+                      <w:szCs w:val="20"/>
                     </w:rPr>
                     <w:t xml:space="preserve"> = 18</w:t>
                   </w:r>
@@ -3790,8 +3736,8 @@
                 <w:rFonts w:ascii="Avenir Next" w:hAnsi="Avenir Next" w:cs="Avenir Next" w:eastAsia="Avenir Next"/>
                 <w:b/>
                 <w:color w:val="1A1A1A"/>
-                <w:sz w:val="20"/>
-                <w:szCs w:val="20"/>
+                <w:sz w:val="21"/>
+                <w:szCs w:val="21"/>
               </w:rPr>
               <w:t xml:space="preserve">11.</w:t>
             </w:r>
@@ -3799,8 +3745,8 @@
               <w:rPr>
                 <w:rFonts w:ascii="Avenir Next" w:hAnsi="Avenir Next" w:cs="Avenir Next" w:eastAsia="Avenir Next"/>
                 <w:color w:val="1A1A1A"/>
-                <w:sz w:val="20"/>
-                <w:szCs w:val="20"/>
+                <w:sz w:val="21"/>
+                <w:szCs w:val="21"/>
               </w:rPr>
               <w:tab/>
             </w:r>
@@ -3808,8 +3754,8 @@
               <w:rPr>
                 <w:rFonts w:ascii="Avenir Next" w:hAnsi="Avenir Next" w:cs="Avenir Next" w:eastAsia="Avenir Next"/>
                 <w:color w:val="1A1A1A"/>
-                <w:sz w:val="20"/>
-                <w:szCs w:val="20"/>
+                <w:sz w:val="21"/>
+                <w:szCs w:val="21"/>
               </w:rPr>
               <w:t xml:space="preserve">Solving 33 = 0.55</w:t>
             </w:r>
@@ -3818,8 +3764,8 @@
                 <w:rFonts w:ascii="Avenir Next" w:hAnsi="Avenir Next" w:cs="Avenir Next" w:eastAsia="Avenir Next"/>
                 <w:i/>
                 <w:color w:val="1A1A1A"/>
-                <w:sz w:val="20"/>
-                <w:szCs w:val="20"/>
+                <w:sz w:val="21"/>
+                <w:szCs w:val="21"/>
               </w:rPr>
               <w:t xml:space="preserve">w</w:t>
             </w:r>
@@ -3827,8 +3773,8 @@
               <w:rPr>
                 <w:rFonts w:ascii="Avenir Next" w:hAnsi="Avenir Next" w:cs="Avenir Next" w:eastAsia="Avenir Next"/>
                 <w:color w:val="1A1A1A"/>
-                <w:sz w:val="20"/>
-                <w:szCs w:val="20"/>
+                <w:sz w:val="21"/>
+                <w:szCs w:val="21"/>
               </w:rPr>
               <w:t xml:space="preserve"> gives </w:t>
             </w:r>
@@ -3837,8 +3783,8 @@
                 <w:rFonts w:ascii="Avenir Next" w:hAnsi="Avenir Next" w:cs="Avenir Next" w:eastAsia="Avenir Next"/>
                 <w:i/>
                 <w:color w:val="1A1A1A"/>
-                <w:sz w:val="20"/>
-                <w:szCs w:val="20"/>
+                <w:sz w:val="21"/>
+                <w:szCs w:val="21"/>
               </w:rPr>
               <w:t xml:space="preserve">w</w:t>
             </w:r>
@@ -3846,8 +3792,8 @@
               <w:rPr>
                 <w:rFonts w:ascii="Avenir Next" w:hAnsi="Avenir Next" w:cs="Avenir Next" w:eastAsia="Avenir Next"/>
                 <w:color w:val="1A1A1A"/>
-                <w:sz w:val="20"/>
-                <w:szCs w:val="20"/>
+                <w:sz w:val="21"/>
+                <w:szCs w:val="21"/>
               </w:rPr>
               <w:t xml:space="preserve"> = —</w:t>
             </w:r>
@@ -3902,8 +3848,8 @@
                       <w:rFonts w:ascii="Avenir Next" w:hAnsi="Avenir Next" w:cs="Avenir Next" w:eastAsia="Avenir Next"/>
                       <w:b/>
                       <w:color w:val="003A70"/>
-                      <w:sz w:val="19"/>
-                      <w:szCs w:val="19"/>
+                      <w:sz w:val="20"/>
+                      <w:szCs w:val="20"/>
                     </w:rPr>
                     <w:t xml:space="preserve">A</w:t>
                   </w:r>
@@ -3911,8 +3857,8 @@
                     <w:rPr>
                       <w:rFonts w:ascii="Avenir Next" w:hAnsi="Avenir Next" w:cs="Avenir Next" w:eastAsia="Avenir Next"/>
                       <w:color w:val="1A1A1A"/>
-                      <w:sz w:val="19"/>
-                      <w:szCs w:val="19"/>
+                      <w:sz w:val="20"/>
+                      <w:szCs w:val="20"/>
                     </w:rPr>
                     <w:tab/>
                   </w:r>
@@ -3920,8 +3866,8 @@
                     <w:rPr>
                       <w:rFonts w:ascii="Avenir Next" w:hAnsi="Avenir Next" w:cs="Avenir Next" w:eastAsia="Avenir Next"/>
                       <w:color w:val="1A1A1A"/>
-                      <w:sz w:val="19"/>
-                      <w:szCs w:val="19"/>
+                      <w:sz w:val="20"/>
+                      <w:szCs w:val="20"/>
                     </w:rPr>
                     <w:t xml:space="preserve">18.15</w:t>
                   </w:r>
@@ -3945,8 +3891,8 @@
                       <w:rFonts w:ascii="Avenir Next" w:hAnsi="Avenir Next" w:cs="Avenir Next" w:eastAsia="Avenir Next"/>
                       <w:b/>
                       <w:color w:val="003A70"/>
-                      <w:sz w:val="19"/>
-                      <w:szCs w:val="19"/>
+                      <w:sz w:val="20"/>
+                      <w:szCs w:val="20"/>
                     </w:rPr>
                     <w:t xml:space="preserve">B</w:t>
                   </w:r>
@@ -3954,8 +3900,8 @@
                     <w:rPr>
                       <w:rFonts w:ascii="Avenir Next" w:hAnsi="Avenir Next" w:cs="Avenir Next" w:eastAsia="Avenir Next"/>
                       <w:color w:val="1A1A1A"/>
-                      <w:sz w:val="19"/>
-                      <w:szCs w:val="19"/>
+                      <w:sz w:val="20"/>
+                      <w:szCs w:val="20"/>
                     </w:rPr>
                     <w:tab/>
                   </w:r>
@@ -3963,8 +3909,8 @@
                     <w:rPr>
                       <w:rFonts w:ascii="Avenir Next" w:hAnsi="Avenir Next" w:cs="Avenir Next" w:eastAsia="Avenir Next"/>
                       <w:color w:val="1A1A1A"/>
-                      <w:sz w:val="19"/>
-                      <w:szCs w:val="19"/>
+                      <w:sz w:val="20"/>
+                      <w:szCs w:val="20"/>
                     </w:rPr>
                     <w:t xml:space="preserve">55</w:t>
                   </w:r>
@@ -3988,8 +3934,8 @@
                       <w:rFonts w:ascii="Avenir Next" w:hAnsi="Avenir Next" w:cs="Avenir Next" w:eastAsia="Avenir Next"/>
                       <w:b/>
                       <w:color w:val="003A70"/>
-                      <w:sz w:val="19"/>
-                      <w:szCs w:val="19"/>
+                      <w:sz w:val="20"/>
+                      <w:szCs w:val="20"/>
                     </w:rPr>
                     <w:t xml:space="preserve">C</w:t>
                   </w:r>
@@ -3997,8 +3943,8 @@
                     <w:rPr>
                       <w:rFonts w:ascii="Avenir Next" w:hAnsi="Avenir Next" w:cs="Avenir Next" w:eastAsia="Avenir Next"/>
                       <w:color w:val="1A1A1A"/>
-                      <w:sz w:val="19"/>
-                      <w:szCs w:val="19"/>
+                      <w:sz w:val="20"/>
+                      <w:szCs w:val="20"/>
                     </w:rPr>
                     <w:tab/>
                   </w:r>
@@ -4006,8 +3952,8 @@
                     <w:rPr>
                       <w:rFonts w:ascii="Avenir Next" w:hAnsi="Avenir Next" w:cs="Avenir Next" w:eastAsia="Avenir Next"/>
                       <w:color w:val="1A1A1A"/>
-                      <w:sz w:val="19"/>
-                      <w:szCs w:val="19"/>
+                      <w:sz w:val="20"/>
+                      <w:szCs w:val="20"/>
                     </w:rPr>
                     <w:t xml:space="preserve">60</w:t>
                   </w:r>
@@ -4031,8 +3977,8 @@
                       <w:rFonts w:ascii="Avenir Next" w:hAnsi="Avenir Next" w:cs="Avenir Next" w:eastAsia="Avenir Next"/>
                       <w:b/>
                       <w:color w:val="003A70"/>
-                      <w:sz w:val="19"/>
-                      <w:szCs w:val="19"/>
+                      <w:sz w:val="20"/>
+                      <w:szCs w:val="20"/>
                     </w:rPr>
                     <w:t xml:space="preserve">D</w:t>
                   </w:r>
@@ -4040,8 +3986,8 @@
                     <w:rPr>
                       <w:rFonts w:ascii="Avenir Next" w:hAnsi="Avenir Next" w:cs="Avenir Next" w:eastAsia="Avenir Next"/>
                       <w:color w:val="1A1A1A"/>
-                      <w:sz w:val="19"/>
-                      <w:szCs w:val="19"/>
+                      <w:sz w:val="20"/>
+                      <w:szCs w:val="20"/>
                     </w:rPr>
                     <w:tab/>
                   </w:r>
@@ -4049,8 +3995,8 @@
                     <w:rPr>
                       <w:rFonts w:ascii="Avenir Next" w:hAnsi="Avenir Next" w:cs="Avenir Next" w:eastAsia="Avenir Next"/>
                       <w:color w:val="1A1A1A"/>
-                      <w:sz w:val="19"/>
-                      <w:szCs w:val="19"/>
+                      <w:sz w:val="20"/>
+                      <w:szCs w:val="20"/>
                     </w:rPr>
                     <w:t xml:space="preserve">88</w:t>
                   </w:r>
@@ -4081,6 +4027,7 @@
           <w:tab w:val="right" w:pos="9504"/>
         </w:tabs>
         <w:spacing w:before="90" w:after="50" w:line="240" w:lineRule="auto"/>
+        <w:outlineLvl w:val="1"/>
       </w:pPr>
       <w:r>
         <w:rPr>
